--- a/Лабораторные работы №4-5.docx
+++ b/Лабораторные работы №4-5.docx
@@ -4,207 +4,556 @@
   <w:body>
     <w:p>
       <w:pPr>
-        <w:pStyle w:val="BodyTexttitle-line"/>
-        <w:bidi w:val="0"/>
+        <w:pStyle w:val="Normal"/>
+        <w:spacing w:lineRule="auto" w:line="360" w:before="0" w:after="160"/>
         <w:ind w:hanging="0" w:start="0" w:end="0"/>
-        <w:rPr/>
-      </w:pPr>
-      <w:r>
-        <w:rPr/>
+        <w:jc w:val="center"/>
+        <w:rPr>
+          <w:rFonts w:ascii="Times New Roman" w:hAnsi="Times New Roman" w:eastAsia="Times New Roman" w:cs="Times New Roman"/>
+          <w:b w:val="false"/>
+          <w:bCs w:val="false"/>
+          <w:i w:val="false"/>
+          <w:iCs w:val="false"/>
+          <w:sz w:val="28"/>
+          <w:szCs w:val="28"/>
+        </w:rPr>
+      </w:pPr>
+      <w:r>
+        <w:rPr>
+          <w:rFonts w:eastAsia="Times New Roman" w:cs="Times New Roman" w:ascii="Times New Roman" w:hAnsi="Times New Roman"/>
+          <w:b w:val="false"/>
+          <w:bCs w:val="false"/>
+          <w:i w:val="false"/>
+          <w:iCs w:val="false"/>
+          <w:sz w:val="28"/>
+          <w:szCs w:val="28"/>
+        </w:rPr>
         <w:t>МИНИСТЕРСТВО ЦИФРОВОГО РАЗВИТИЯ, СВЯЗИ И МАССОВЫХ КОММУНИКАЦИЙ РОССИЙСКОЙ ФЕДЕРАЦИИ</w:t>
       </w:r>
     </w:p>
     <w:p>
       <w:pPr>
-        <w:pStyle w:val="BodyTexttitle-line"/>
-        <w:bidi w:val="0"/>
-        <w:rPr/>
-      </w:pPr>
-      <w:r>
-        <w:rPr/>
+        <w:pStyle w:val="Normal"/>
+        <w:spacing w:lineRule="auto" w:line="360" w:before="0" w:after="160"/>
+        <w:ind w:hanging="0" w:start="0" w:end="0"/>
+        <w:jc w:val="center"/>
+        <w:rPr>
+          <w:rFonts w:ascii="Times New Roman" w:hAnsi="Times New Roman" w:eastAsia="Times New Roman" w:cs="Times New Roman"/>
+          <w:b w:val="false"/>
+          <w:bCs w:val="false"/>
+          <w:i w:val="false"/>
+          <w:iCs w:val="false"/>
+          <w:sz w:val="28"/>
+          <w:szCs w:val="28"/>
+        </w:rPr>
+      </w:pPr>
+      <w:r>
+        <w:rPr>
+          <w:rFonts w:eastAsia="Times New Roman" w:cs="Times New Roman" w:ascii="Times New Roman" w:hAnsi="Times New Roman"/>
+          <w:b w:val="false"/>
+          <w:bCs w:val="false"/>
+          <w:i w:val="false"/>
+          <w:iCs w:val="false"/>
+          <w:sz w:val="28"/>
+          <w:szCs w:val="28"/>
+        </w:rPr>
         <w:t>Ордена Трудового Красного Знамени федеральное государственное бюджетное образовательное учреждение высшего образования</w:t>
       </w:r>
     </w:p>
     <w:p>
       <w:pPr>
-        <w:pStyle w:val="BodyTexttitle-line"/>
-        <w:bidi w:val="0"/>
-        <w:rPr/>
-      </w:pPr>
-      <w:r>
-        <w:rPr/>
+        <w:pStyle w:val="Normal"/>
+        <w:spacing w:lineRule="auto" w:line="360" w:before="0" w:after="160"/>
+        <w:ind w:hanging="0" w:start="0" w:end="0"/>
+        <w:jc w:val="center"/>
+        <w:rPr>
+          <w:rFonts w:ascii="Times New Roman" w:hAnsi="Times New Roman" w:eastAsia="Times New Roman" w:cs="Times New Roman"/>
+          <w:b w:val="false"/>
+          <w:bCs w:val="false"/>
+          <w:i w:val="false"/>
+          <w:iCs w:val="false"/>
+          <w:sz w:val="28"/>
+          <w:szCs w:val="28"/>
+        </w:rPr>
+      </w:pPr>
+      <w:r>
+        <w:rPr>
+          <w:rFonts w:eastAsia="Times New Roman" w:cs="Times New Roman" w:ascii="Times New Roman" w:hAnsi="Times New Roman"/>
+          <w:b w:val="false"/>
+          <w:bCs w:val="false"/>
+          <w:i w:val="false"/>
+          <w:iCs w:val="false"/>
+          <w:sz w:val="28"/>
+          <w:szCs w:val="28"/>
+        </w:rPr>
         <w:t>«Московский технический университет связи и информатики»</w:t>
       </w:r>
     </w:p>
     <w:p>
       <w:pPr>
-        <w:pStyle w:val="BodyTexttitle-line"/>
-        <w:bidi w:val="0"/>
-        <w:rPr/>
-      </w:pPr>
-      <w:r>
-        <w:rPr/>
+        <w:pStyle w:val="Normal"/>
+        <w:spacing w:lineRule="auto" w:line="360" w:before="0" w:after="160"/>
+        <w:ind w:hanging="0" w:start="0" w:end="0"/>
+        <w:jc w:val="center"/>
+        <w:rPr>
+          <w:rFonts w:ascii="Times New Roman" w:hAnsi="Times New Roman" w:eastAsia="Times New Roman" w:cs="Times New Roman"/>
+          <w:b w:val="false"/>
+          <w:bCs w:val="false"/>
+          <w:i w:val="false"/>
+          <w:iCs w:val="false"/>
+          <w:sz w:val="28"/>
+          <w:szCs w:val="28"/>
+        </w:rPr>
+      </w:pPr>
+      <w:r>
+        <w:rPr>
+          <w:rFonts w:eastAsia="Times New Roman" w:cs="Times New Roman" w:ascii="Times New Roman" w:hAnsi="Times New Roman"/>
+          <w:b w:val="false"/>
+          <w:bCs w:val="false"/>
+          <w:i w:val="false"/>
+          <w:iCs w:val="false"/>
+          <w:sz w:val="28"/>
+          <w:szCs w:val="28"/>
+        </w:rPr>
         <w:t>Кафедра «Корпоративные информационные системы»</w:t>
       </w:r>
     </w:p>
     <w:p>
       <w:pPr>
-        <w:pStyle w:val="BodyTexttitle-main"/>
-        <w:bidi w:val="0"/>
+        <w:pStyle w:val="Normal"/>
+        <w:spacing w:lineRule="auto" w:line="360" w:before="0" w:after="160"/>
         <w:ind w:hanging="0" w:start="0" w:end="0"/>
-        <w:rPr/>
-      </w:pPr>
-      <w:r>
-        <w:rPr/>
-        <w:t>Лабораторные работы №4-5</w:t>
-      </w:r>
-    </w:p>
-    <w:p>
-      <w:pPr>
-        <w:pStyle w:val="BodyTexttitle-topic"/>
-        <w:bidi w:val="0"/>
-        <w:rPr/>
-      </w:pPr>
-      <w:r>
-        <w:rPr/>
-        <w:t>«Подготовка среды для DevOps и основы работы с Ubuntu»</w:t>
-      </w:r>
-    </w:p>
-    <w:p>
-      <w:pPr>
-        <w:pStyle w:val="BodyTexttitle-line"/>
-        <w:bidi w:val="0"/>
-        <w:rPr/>
-      </w:pPr>
-      <w:r>
-        <w:rPr/>
+        <w:jc w:val="center"/>
+        <w:rPr>
+          <w:rFonts w:ascii="Times New Roman" w:hAnsi="Times New Roman" w:eastAsia="Times New Roman" w:cs="Times New Roman"/>
+          <w:b w:val="false"/>
+          <w:bCs w:val="false"/>
+          <w:i w:val="false"/>
+          <w:iCs w:val="false"/>
+          <w:sz w:val="28"/>
+          <w:szCs w:val="28"/>
+        </w:rPr>
+      </w:pPr>
+      <w:r>
+        <w:rPr>
+          <w:rFonts w:eastAsia="Times New Roman" w:cs="Times New Roman" w:ascii="Times New Roman" w:hAnsi="Times New Roman"/>
+          <w:b w:val="false"/>
+          <w:bCs w:val="false"/>
+          <w:i w:val="false"/>
+          <w:iCs w:val="false"/>
+          <w:sz w:val="28"/>
+          <w:szCs w:val="28"/>
+        </w:rPr>
+      </w:r>
+    </w:p>
+    <w:p>
+      <w:pPr>
+        <w:pStyle w:val="Normal"/>
+        <w:spacing w:lineRule="auto" w:line="360" w:before="0" w:after="160"/>
+        <w:ind w:hanging="0" w:start="0" w:end="0"/>
+        <w:jc w:val="center"/>
+        <w:rPr>
+          <w:rFonts w:ascii="Times New Roman" w:hAnsi="Times New Roman" w:eastAsia="Times New Roman" w:cs="Times New Roman"/>
+          <w:b w:val="false"/>
+          <w:bCs w:val="false"/>
+          <w:i w:val="false"/>
+          <w:iCs w:val="false"/>
+          <w:sz w:val="28"/>
+          <w:szCs w:val="28"/>
+        </w:rPr>
+      </w:pPr>
+      <w:r>
+        <w:rPr>
+          <w:rFonts w:eastAsia="Times New Roman" w:cs="Times New Roman" w:ascii="Times New Roman" w:hAnsi="Times New Roman"/>
+          <w:b w:val="false"/>
+          <w:bCs w:val="false"/>
+          <w:i w:val="false"/>
+          <w:iCs w:val="false"/>
+          <w:sz w:val="28"/>
+          <w:szCs w:val="28"/>
+        </w:rPr>
+      </w:r>
+    </w:p>
+    <w:p>
+      <w:pPr>
+        <w:pStyle w:val="Normal"/>
+        <w:spacing w:lineRule="auto" w:line="360" w:before="0" w:after="160"/>
+        <w:ind w:hanging="0" w:start="0" w:end="0"/>
+        <w:jc w:val="center"/>
+        <w:rPr>
+          <w:rFonts w:ascii="Times New Roman" w:hAnsi="Times New Roman" w:eastAsia="Times New Roman" w:cs="Times New Roman"/>
+          <w:b w:val="false"/>
+          <w:bCs w:val="false"/>
+          <w:i w:val="false"/>
+          <w:iCs w:val="false"/>
+          <w:sz w:val="28"/>
+          <w:szCs w:val="28"/>
+        </w:rPr>
+      </w:pPr>
+      <w:r>
+        <w:rPr>
+          <w:rFonts w:eastAsia="Times New Roman" w:cs="Times New Roman" w:ascii="Times New Roman" w:hAnsi="Times New Roman"/>
+          <w:b w:val="false"/>
+          <w:bCs w:val="false"/>
+          <w:i w:val="false"/>
+          <w:iCs w:val="false"/>
+          <w:sz w:val="28"/>
+          <w:szCs w:val="28"/>
+        </w:rPr>
+        <w:t>Лабораторная работа №</w:t>
+      </w:r>
+      <w:r>
+        <w:rPr>
+          <w:rFonts w:eastAsia="Times New Roman" w:cs="Times New Roman" w:ascii="Times New Roman" w:hAnsi="Times New Roman"/>
+          <w:b w:val="false"/>
+          <w:bCs w:val="false"/>
+          <w:i w:val="false"/>
+          <w:iCs w:val="false"/>
+          <w:sz w:val="28"/>
+          <w:szCs w:val="28"/>
+        </w:rPr>
+        <w:t>4</w:t>
+      </w:r>
+    </w:p>
+    <w:p>
+      <w:pPr>
+        <w:pStyle w:val="Normal"/>
+        <w:spacing w:lineRule="auto" w:line="360" w:before="0" w:after="160"/>
+        <w:ind w:hanging="0" w:start="0" w:end="0"/>
+        <w:jc w:val="center"/>
+        <w:rPr>
+          <w:rFonts w:ascii="Times New Roman" w:hAnsi="Times New Roman" w:eastAsia="Times New Roman" w:cs="Times New Roman"/>
+          <w:b w:val="false"/>
+          <w:bCs w:val="false"/>
+          <w:i w:val="false"/>
+          <w:iCs w:val="false"/>
+          <w:sz w:val="28"/>
+          <w:szCs w:val="28"/>
+        </w:rPr>
+      </w:pPr>
+      <w:r>
+        <w:rPr>
+          <w:rFonts w:eastAsia="Times New Roman" w:cs="Times New Roman" w:ascii="Times New Roman" w:hAnsi="Times New Roman"/>
+          <w:b w:val="false"/>
+          <w:bCs w:val="false"/>
+          <w:i w:val="false"/>
+          <w:iCs w:val="false"/>
+          <w:sz w:val="28"/>
+          <w:szCs w:val="28"/>
+        </w:rPr>
+        <w:t>«Массивы, структуры и соответствия в языке программирования 1С»</w:t>
+      </w:r>
+    </w:p>
+    <w:p>
+      <w:pPr>
+        <w:pStyle w:val="Normal"/>
+        <w:spacing w:lineRule="auto" w:line="360" w:before="0" w:after="160"/>
+        <w:ind w:hanging="0" w:start="0" w:end="0"/>
+        <w:jc w:val="center"/>
+        <w:rPr>
+          <w:rFonts w:ascii="Times New Roman" w:hAnsi="Times New Roman" w:eastAsia="Times New Roman" w:cs="Times New Roman"/>
+          <w:b w:val="false"/>
+          <w:bCs w:val="false"/>
+          <w:i w:val="false"/>
+          <w:iCs w:val="false"/>
+          <w:sz w:val="28"/>
+          <w:szCs w:val="28"/>
+        </w:rPr>
+      </w:pPr>
+      <w:r>
+        <w:rPr>
+          <w:rFonts w:eastAsia="Times New Roman" w:cs="Times New Roman" w:ascii="Times New Roman" w:hAnsi="Times New Roman"/>
+          <w:b w:val="false"/>
+          <w:bCs w:val="false"/>
+          <w:i w:val="false"/>
+          <w:iCs w:val="false"/>
+          <w:sz w:val="28"/>
+          <w:szCs w:val="28"/>
+        </w:rPr>
         <w:t>по дисциплине</w:t>
       </w:r>
     </w:p>
     <w:p>
       <w:pPr>
-        <w:pStyle w:val="BodyTexttitle-line"/>
-        <w:bidi w:val="0"/>
-        <w:rPr/>
-      </w:pPr>
-      <w:r>
-        <w:rPr/>
-        <w:t>«DevOps»</w:t>
-      </w:r>
-    </w:p>
-    <w:tbl>
-      <w:tblPr>
-        <w:tblW w:w="3591" w:type="dxa"/>
-        <w:jc w:val="start"/>
-        <w:tblInd w:w="0" w:type="dxa"/>
-        <w:tblLayout w:type="fixed"/>
-        <w:tblCellMar>
-          <w:top w:w="28" w:type="dxa"/>
-          <w:start w:w="28" w:type="dxa"/>
-          <w:bottom w:w="28" w:type="dxa"/>
-          <w:end w:w="28" w:type="dxa"/>
-        </w:tblCellMar>
-      </w:tblPr>
-      <w:tblGrid>
-        <w:gridCol w:w="1466"/>
-        <w:gridCol w:w="2125"/>
-      </w:tblGrid>
-      <w:tr>
-        <w:trPr/>
-        <w:tc>
-          <w:tcPr>
-            <w:tcW w:w="1466" w:type="dxa"/>
-            <w:tcBorders/>
-            <w:vAlign w:val="center"/>
-          </w:tcPr>
-          <w:p>
-            <w:pPr>
-              <w:pStyle w:val="TableContents"/>
-              <w:bidi w:val="0"/>
-              <w:spacing w:before="0" w:after="113"/>
-              <w:jc w:val="start"/>
-              <w:rPr/>
-            </w:pPr>
-            <w:r>
-              <w:rPr/>
-              <w:t>Выполнил:</w:t>
-            </w:r>
-          </w:p>
-        </w:tc>
-        <w:tc>
-          <w:tcPr>
-            <w:tcW w:w="2125" w:type="dxa"/>
-            <w:tcBorders/>
-            <w:vAlign w:val="center"/>
-          </w:tcPr>
-          <w:p>
-            <w:pPr>
-              <w:pStyle w:val="TableContents"/>
-              <w:bidi w:val="0"/>
-              <w:spacing w:before="0" w:after="113"/>
-              <w:jc w:val="start"/>
-              <w:rPr/>
-            </w:pPr>
-            <w:r>
-              <w:rPr/>
-              <w:t>Максимов М.М.</w:t>
-            </w:r>
-          </w:p>
-        </w:tc>
-      </w:tr>
-      <w:tr>
-        <w:trPr/>
-        <w:tc>
-          <w:tcPr>
-            <w:tcW w:w="1466" w:type="dxa"/>
-            <w:tcBorders/>
-            <w:vAlign w:val="center"/>
-          </w:tcPr>
-          <w:p>
-            <w:pPr>
-              <w:pStyle w:val="TableContents"/>
-              <w:bidi w:val="0"/>
-              <w:spacing w:before="0" w:after="113"/>
-              <w:jc w:val="start"/>
-              <w:rPr/>
-            </w:pPr>
-            <w:r>
-              <w:rPr/>
-              <w:t>Проверил:</w:t>
-            </w:r>
-          </w:p>
-        </w:tc>
-        <w:tc>
-          <w:tcPr>
-            <w:tcW w:w="2125" w:type="dxa"/>
-            <w:tcBorders/>
-            <w:vAlign w:val="center"/>
-          </w:tcPr>
-          <w:p>
-            <w:pPr>
-              <w:pStyle w:val="TableContents"/>
-              <w:bidi w:val="0"/>
-              <w:spacing w:before="0" w:after="113"/>
-              <w:jc w:val="start"/>
-              <w:rPr/>
-            </w:pPr>
-            <w:r>
-              <w:rPr/>
-              <w:t>Тарасов М.А.</w:t>
-            </w:r>
-          </w:p>
-        </w:tc>
-      </w:tr>
-    </w:tbl>
-    <w:p>
-      <w:pPr>
-        <w:pStyle w:val="BodyTexttitle-line"/>
-        <w:bidi w:val="0"/>
+        <w:pStyle w:val="Normal"/>
+        <w:spacing w:lineRule="auto" w:line="360" w:before="0" w:after="160"/>
         <w:ind w:hanging="0" w:start="0" w:end="0"/>
-        <w:rPr/>
-      </w:pPr>
-      <w:r>
-        <w:rPr/>
+        <w:jc w:val="center"/>
+        <w:rPr>
+          <w:rFonts w:ascii="Times New Roman" w:hAnsi="Times New Roman" w:eastAsia="Times New Roman" w:cs="Times New Roman"/>
+          <w:b w:val="false"/>
+          <w:bCs w:val="false"/>
+          <w:i w:val="false"/>
+          <w:iCs w:val="false"/>
+          <w:sz w:val="28"/>
+          <w:szCs w:val="28"/>
+        </w:rPr>
+      </w:pPr>
+      <w:r>
+        <w:rPr>
+          <w:rFonts w:eastAsia="Times New Roman" w:cs="Times New Roman" w:ascii="Times New Roman" w:hAnsi="Times New Roman"/>
+          <w:b w:val="false"/>
+          <w:bCs w:val="false"/>
+          <w:i w:val="false"/>
+          <w:iCs w:val="false"/>
+          <w:sz w:val="28"/>
+          <w:szCs w:val="28"/>
+        </w:rPr>
+        <w:t>«Прикладные информационные системы»</w:t>
+      </w:r>
+    </w:p>
+    <w:p>
+      <w:pPr>
+        <w:pStyle w:val="Normal"/>
+        <w:spacing w:lineRule="auto" w:line="360" w:before="0" w:after="160"/>
+        <w:ind w:hanging="0" w:start="0" w:end="0"/>
+        <w:jc w:val="center"/>
+        <w:rPr>
+          <w:rFonts w:ascii="Times New Roman" w:hAnsi="Times New Roman" w:eastAsia="Times New Roman" w:cs="Times New Roman"/>
+          <w:b w:val="false"/>
+          <w:bCs w:val="false"/>
+          <w:i w:val="false"/>
+          <w:iCs w:val="false"/>
+          <w:sz w:val="28"/>
+          <w:szCs w:val="28"/>
+        </w:rPr>
+      </w:pPr>
+      <w:r>
+        <w:rPr>
+          <w:rFonts w:eastAsia="Times New Roman" w:cs="Times New Roman" w:ascii="Times New Roman" w:hAnsi="Times New Roman"/>
+          <w:b w:val="false"/>
+          <w:bCs w:val="false"/>
+          <w:i w:val="false"/>
+          <w:iCs w:val="false"/>
+          <w:sz w:val="28"/>
+          <w:szCs w:val="28"/>
+        </w:rPr>
+      </w:r>
+    </w:p>
+    <w:p>
+      <w:pPr>
+        <w:pStyle w:val="Normal"/>
+        <w:spacing w:lineRule="auto" w:line="360" w:before="0" w:after="160"/>
+        <w:ind w:hanging="0" w:start="0" w:end="0"/>
+        <w:jc w:val="center"/>
+        <w:rPr>
+          <w:rFonts w:ascii="Times New Roman" w:hAnsi="Times New Roman" w:eastAsia="Times New Roman" w:cs="Times New Roman"/>
+          <w:b w:val="false"/>
+          <w:bCs w:val="false"/>
+          <w:i w:val="false"/>
+          <w:iCs w:val="false"/>
+          <w:sz w:val="28"/>
+          <w:szCs w:val="28"/>
+        </w:rPr>
+      </w:pPr>
+      <w:r>
+        <w:rPr>
+          <w:rFonts w:eastAsia="Times New Roman" w:cs="Times New Roman" w:ascii="Times New Roman" w:hAnsi="Times New Roman"/>
+          <w:b w:val="false"/>
+          <w:bCs w:val="false"/>
+          <w:i w:val="false"/>
+          <w:iCs w:val="false"/>
+          <w:sz w:val="28"/>
+          <w:szCs w:val="28"/>
+        </w:rPr>
+      </w:r>
+    </w:p>
+    <w:p>
+      <w:pPr>
+        <w:pStyle w:val="Normal"/>
+        <w:spacing w:lineRule="auto" w:line="360" w:before="0" w:after="160"/>
+        <w:ind w:hanging="0" w:start="0" w:end="0"/>
+        <w:jc w:val="center"/>
+        <w:rPr>
+          <w:rFonts w:ascii="Times New Roman" w:hAnsi="Times New Roman" w:eastAsia="Times New Roman" w:cs="Times New Roman"/>
+          <w:b w:val="false"/>
+          <w:bCs w:val="false"/>
+          <w:i w:val="false"/>
+          <w:iCs w:val="false"/>
+          <w:sz w:val="28"/>
+          <w:szCs w:val="28"/>
+        </w:rPr>
+      </w:pPr>
+      <w:r>
+        <w:rPr>
+          <w:rFonts w:eastAsia="Times New Roman" w:cs="Times New Roman" w:ascii="Times New Roman" w:hAnsi="Times New Roman"/>
+          <w:b w:val="false"/>
+          <w:bCs w:val="false"/>
+          <w:i w:val="false"/>
+          <w:iCs w:val="false"/>
+          <w:sz w:val="28"/>
+          <w:szCs w:val="28"/>
+        </w:rPr>
+      </w:r>
+    </w:p>
+    <w:p>
+      <w:pPr>
+        <w:pStyle w:val="Normal"/>
+        <w:spacing w:lineRule="auto" w:line="360" w:before="0" w:after="160"/>
+        <w:ind w:hanging="0" w:start="0" w:end="0"/>
+        <w:jc w:val="center"/>
+        <w:rPr>
+          <w:rFonts w:ascii="Times New Roman" w:hAnsi="Times New Roman" w:eastAsia="Times New Roman" w:cs="Times New Roman"/>
+          <w:b w:val="false"/>
+          <w:bCs w:val="false"/>
+          <w:i w:val="false"/>
+          <w:iCs w:val="false"/>
+          <w:sz w:val="28"/>
+          <w:szCs w:val="28"/>
+        </w:rPr>
+      </w:pPr>
+      <w:r>
+        <w:rPr>
+          <w:rFonts w:eastAsia="Times New Roman" w:cs="Times New Roman" w:ascii="Times New Roman" w:hAnsi="Times New Roman"/>
+          <w:b w:val="false"/>
+          <w:bCs w:val="false"/>
+          <w:i w:val="false"/>
+          <w:iCs w:val="false"/>
+          <w:sz w:val="28"/>
+          <w:szCs w:val="28"/>
+        </w:rPr>
+        <w:t>Выполнил:                                                        Максимов М.М.</w:t>
+      </w:r>
+    </w:p>
+    <w:p>
+      <w:pPr>
+        <w:pStyle w:val="Normal"/>
+        <w:spacing w:lineRule="auto" w:line="360" w:before="0" w:after="160"/>
+        <w:ind w:hanging="0" w:start="0" w:end="0"/>
+        <w:jc w:val="center"/>
+        <w:rPr>
+          <w:rFonts w:ascii="Times New Roman" w:hAnsi="Times New Roman" w:eastAsia="Times New Roman" w:cs="Times New Roman"/>
+          <w:b w:val="false"/>
+          <w:bCs w:val="false"/>
+          <w:i w:val="false"/>
+          <w:iCs w:val="false"/>
+          <w:sz w:val="28"/>
+          <w:szCs w:val="28"/>
+        </w:rPr>
+      </w:pPr>
+      <w:r>
+        <w:rPr>
+          <w:rFonts w:eastAsia="Times New Roman" w:cs="Times New Roman" w:ascii="Times New Roman" w:hAnsi="Times New Roman"/>
+          <w:b w:val="false"/>
+          <w:bCs w:val="false"/>
+          <w:i w:val="false"/>
+          <w:iCs w:val="false"/>
+          <w:sz w:val="28"/>
+          <w:szCs w:val="28"/>
+        </w:rPr>
+        <w:t>Проверил:                                                                Тарасов М.А.</w:t>
+      </w:r>
+    </w:p>
+    <w:p>
+      <w:pPr>
+        <w:pStyle w:val="Normal"/>
+        <w:spacing w:lineRule="auto" w:line="360" w:before="0" w:after="160"/>
+        <w:ind w:hanging="0" w:start="0" w:end="0"/>
+        <w:jc w:val="center"/>
+        <w:rPr>
+          <w:rFonts w:ascii="Times New Roman" w:hAnsi="Times New Roman" w:eastAsia="Times New Roman" w:cs="Times New Roman"/>
+          <w:b w:val="false"/>
+          <w:bCs w:val="false"/>
+          <w:i w:val="false"/>
+          <w:iCs w:val="false"/>
+          <w:sz w:val="28"/>
+          <w:szCs w:val="28"/>
+        </w:rPr>
+      </w:pPr>
+      <w:r>
+        <w:rPr>
+          <w:rFonts w:eastAsia="Times New Roman" w:cs="Times New Roman" w:ascii="Times New Roman" w:hAnsi="Times New Roman"/>
+          <w:b w:val="false"/>
+          <w:bCs w:val="false"/>
+          <w:i w:val="false"/>
+          <w:iCs w:val="false"/>
+          <w:sz w:val="28"/>
+          <w:szCs w:val="28"/>
+        </w:rPr>
+      </w:r>
+    </w:p>
+    <w:p>
+      <w:pPr>
+        <w:pStyle w:val="Normal"/>
+        <w:spacing w:lineRule="auto" w:line="360" w:before="0" w:after="160"/>
+        <w:ind w:hanging="0" w:start="0" w:end="0"/>
+        <w:jc w:val="center"/>
+        <w:rPr>
+          <w:rFonts w:ascii="Times New Roman" w:hAnsi="Times New Roman" w:eastAsia="Times New Roman" w:cs="Times New Roman"/>
+          <w:b w:val="false"/>
+          <w:bCs w:val="false"/>
+          <w:i w:val="false"/>
+          <w:iCs w:val="false"/>
+          <w:sz w:val="28"/>
+          <w:szCs w:val="28"/>
+        </w:rPr>
+      </w:pPr>
+      <w:r>
+        <w:rPr>
+          <w:rFonts w:eastAsia="Times New Roman" w:cs="Times New Roman" w:ascii="Times New Roman" w:hAnsi="Times New Roman"/>
+          <w:b w:val="false"/>
+          <w:bCs w:val="false"/>
+          <w:i w:val="false"/>
+          <w:iCs w:val="false"/>
+          <w:sz w:val="28"/>
+          <w:szCs w:val="28"/>
+        </w:rPr>
+      </w:r>
+    </w:p>
+    <w:p>
+      <w:pPr>
+        <w:pStyle w:val="Normal"/>
+        <w:spacing w:lineRule="auto" w:line="360" w:before="0" w:after="160"/>
+        <w:ind w:hanging="0" w:start="0" w:end="0"/>
+        <w:jc w:val="center"/>
+        <w:rPr>
+          <w:rFonts w:ascii="Times New Roman" w:hAnsi="Times New Roman" w:eastAsia="Times New Roman" w:cs="Times New Roman"/>
+          <w:b w:val="false"/>
+          <w:bCs w:val="false"/>
+          <w:i w:val="false"/>
+          <w:iCs w:val="false"/>
+          <w:sz w:val="28"/>
+          <w:szCs w:val="28"/>
+        </w:rPr>
+      </w:pPr>
+      <w:r>
+        <w:rPr>
+          <w:rFonts w:eastAsia="Times New Roman" w:cs="Times New Roman" w:ascii="Times New Roman" w:hAnsi="Times New Roman"/>
+          <w:b w:val="false"/>
+          <w:bCs w:val="false"/>
+          <w:i w:val="false"/>
+          <w:iCs w:val="false"/>
+          <w:sz w:val="28"/>
+          <w:szCs w:val="28"/>
+        </w:rPr>
+      </w:r>
+    </w:p>
+    <w:p>
+      <w:pPr>
+        <w:pStyle w:val="Normal"/>
+        <w:spacing w:lineRule="auto" w:line="360" w:before="0" w:after="160"/>
+        <w:ind w:hanging="0" w:start="0" w:end="0"/>
+        <w:jc w:val="center"/>
+        <w:rPr>
+          <w:rFonts w:ascii="Times New Roman" w:hAnsi="Times New Roman" w:eastAsia="Times New Roman" w:cs="Times New Roman"/>
+          <w:b w:val="false"/>
+          <w:bCs w:val="false"/>
+          <w:i w:val="false"/>
+          <w:iCs w:val="false"/>
+          <w:sz w:val="28"/>
+          <w:szCs w:val="28"/>
+        </w:rPr>
+      </w:pPr>
+      <w:r>
+        <w:rPr>
+          <w:rFonts w:eastAsia="Times New Roman" w:cs="Times New Roman" w:ascii="Times New Roman" w:hAnsi="Times New Roman"/>
+          <w:b w:val="false"/>
+          <w:bCs w:val="false"/>
+          <w:i w:val="false"/>
+          <w:iCs w:val="false"/>
+          <w:sz w:val="28"/>
+          <w:szCs w:val="28"/>
+        </w:rPr>
         <w:t>Москва, 2026</w:t>
       </w:r>
     </w:p>
@@ -333,7 +682,6 @@
           <w:ilvl w:val="0"/>
           <w:numId w:val="1"/>
         </w:numPr>
-        <w:pBdr/>
         <w:tabs>
           <w:tab w:val="clear" w:pos="1134"/>
           <w:tab w:val="left" w:pos="709" w:leader="none"/>
@@ -356,7 +704,6 @@
           <w:ilvl w:val="0"/>
           <w:numId w:val="1"/>
         </w:numPr>
-        <w:pBdr/>
         <w:tabs>
           <w:tab w:val="clear" w:pos="1134"/>
           <w:tab w:val="left" w:pos="709" w:leader="none"/>
@@ -379,7 +726,6 @@
           <w:ilvl w:val="0"/>
           <w:numId w:val="1"/>
         </w:numPr>
-        <w:pBdr/>
         <w:tabs>
           <w:tab w:val="clear" w:pos="1134"/>
           <w:tab w:val="left" w:pos="709" w:leader="none"/>
@@ -402,7 +748,6 @@
           <w:ilvl w:val="0"/>
           <w:numId w:val="1"/>
         </w:numPr>
-        <w:pBdr/>
         <w:tabs>
           <w:tab w:val="clear" w:pos="1134"/>
           <w:tab w:val="left" w:pos="709" w:leader="none"/>
@@ -425,7 +770,6 @@
           <w:ilvl w:val="0"/>
           <w:numId w:val="1"/>
         </w:numPr>
-        <w:pBdr/>
         <w:tabs>
           <w:tab w:val="clear" w:pos="1134"/>
           <w:tab w:val="left" w:pos="709" w:leader="none"/>
@@ -448,7 +792,6 @@
           <w:ilvl w:val="0"/>
           <w:numId w:val="1"/>
         </w:numPr>
-        <w:pBdr/>
         <w:tabs>
           <w:tab w:val="clear" w:pos="1134"/>
           <w:tab w:val="left" w:pos="709" w:leader="none"/>
@@ -471,7 +814,6 @@
           <w:ilvl w:val="0"/>
           <w:numId w:val="1"/>
         </w:numPr>
-        <w:pBdr/>
         <w:tabs>
           <w:tab w:val="clear" w:pos="1134"/>
           <w:tab w:val="left" w:pos="709" w:leader="none"/>
@@ -494,7 +836,6 @@
           <w:ilvl w:val="0"/>
           <w:numId w:val="1"/>
         </w:numPr>
-        <w:pBdr/>
         <w:tabs>
           <w:tab w:val="clear" w:pos="1134"/>
           <w:tab w:val="left" w:pos="709" w:leader="none"/>
@@ -3286,6 +3627,78 @@
     </w:p>
     <w:p>
       <w:pPr>
+        <w:pStyle w:val="BodyTextcaption"/>
+        <w:bidi w:val="0"/>
+        <w:spacing w:before="198" w:after="198"/>
+        <w:ind w:hanging="0" w:start="198" w:end="198"/>
+        <w:jc w:val="center"/>
+        <w:rPr/>
+      </w:pPr>
+      <w:r>
+        <w:rPr/>
+      </w:r>
+    </w:p>
+    <w:p>
+      <w:pPr>
+        <w:pStyle w:val="BodyTextcaption"/>
+        <w:bidi w:val="0"/>
+        <w:spacing w:before="198" w:after="198"/>
+        <w:ind w:hanging="0" w:start="198" w:end="198"/>
+        <w:jc w:val="center"/>
+        <w:rPr/>
+      </w:pPr>
+      <w:r>
+        <w:rPr/>
+        <w:drawing>
+          <wp:anchor distT="0" distB="0" distL="0" distR="0" simplePos="0" relativeHeight="42" behindDoc="0" locked="0" layoutInCell="0" allowOverlap="1">
+            <wp:simplePos x="0" y="0"/>
+            <wp:positionH relativeFrom="column">
+              <wp:align>center</wp:align>
+            </wp:positionH>
+            <wp:positionV relativeFrom="paragraph">
+              <wp:posOffset>635</wp:posOffset>
+            </wp:positionV>
+            <wp:extent cx="5514975" cy="1943100"/>
+            <wp:effectExtent l="0" t="0" r="0" b="0"/>
+            <wp:wrapSquare wrapText="largest"/>
+            <wp:docPr id="41" name="Изображение1"/>
+            <wp:cNvGraphicFramePr>
+              <a:graphicFrameLocks xmlns:a="http://schemas.openxmlformats.org/drawingml/2006/main" noChangeAspect="1"/>
+            </wp:cNvGraphicFramePr>
+            <a:graphic xmlns:a="http://schemas.openxmlformats.org/drawingml/2006/main">
+              <a:graphicData uri="http://schemas.openxmlformats.org/drawingml/2006/picture">
+                <pic:pic xmlns:pic="http://schemas.openxmlformats.org/drawingml/2006/picture">
+                  <pic:nvPicPr>
+                    <pic:cNvPr id="41" name="Изображение1"/>
+                    <pic:cNvPicPr>
+                      <a:picLocks noChangeAspect="1" noChangeArrowheads="1"/>
+                    </pic:cNvPicPr>
+                  </pic:nvPicPr>
+                  <pic:blipFill>
+                    <a:blip r:embed="rId42"/>
+                    <a:stretch>
+                      <a:fillRect/>
+                    </a:stretch>
+                  </pic:blipFill>
+                  <pic:spPr bwMode="auto">
+                    <a:xfrm>
+                      <a:off x="0" y="0"/>
+                      <a:ext cx="5514975" cy="1943100"/>
+                    </a:xfrm>
+                    <a:prstGeom prst="rect">
+                      <a:avLst/>
+                    </a:prstGeom>
+                    <a:noFill/>
+                  </pic:spPr>
+                </pic:pic>
+              </a:graphicData>
+            </a:graphic>
+          </wp:anchor>
+        </w:drawing>
+      </w:r>
+    </w:p>
+    <w:p>
+      <w:pPr>
         <w:pStyle w:val="BodyTextbody"/>
         <w:bidi w:val="0"/>
         <w:ind w:hanging="0"/>
@@ -3293,6 +3706,249 @@
       </w:pPr>
       <w:r>
         <w:rPr/>
+        <w:drawing>
+          <wp:anchor distT="0" distB="0" distL="0" distR="0" simplePos="0" relativeHeight="43" behindDoc="0" locked="0" layoutInCell="0" allowOverlap="1">
+            <wp:simplePos x="0" y="0"/>
+            <wp:positionH relativeFrom="column">
+              <wp:align>center</wp:align>
+            </wp:positionH>
+            <wp:positionV relativeFrom="paragraph">
+              <wp:posOffset>635</wp:posOffset>
+            </wp:positionV>
+            <wp:extent cx="5940425" cy="3627120"/>
+            <wp:effectExtent l="0" t="0" r="0" b="0"/>
+            <wp:wrapSquare wrapText="largest"/>
+            <wp:docPr id="42" name="Изображение2"/>
+            <wp:cNvGraphicFramePr>
+              <a:graphicFrameLocks xmlns:a="http://schemas.openxmlformats.org/drawingml/2006/main" noChangeAspect="1"/>
+            </wp:cNvGraphicFramePr>
+            <a:graphic xmlns:a="http://schemas.openxmlformats.org/drawingml/2006/main">
+              <a:graphicData uri="http://schemas.openxmlformats.org/drawingml/2006/picture">
+                <pic:pic xmlns:pic="http://schemas.openxmlformats.org/drawingml/2006/picture">
+                  <pic:nvPicPr>
+                    <pic:cNvPr id="42" name="Изображение2"/>
+                    <pic:cNvPicPr>
+                      <a:picLocks noChangeAspect="1" noChangeArrowheads="1"/>
+                    </pic:cNvPicPr>
+                  </pic:nvPicPr>
+                  <pic:blipFill>
+                    <a:blip r:embed="rId43"/>
+                    <a:stretch>
+                      <a:fillRect/>
+                    </a:stretch>
+                  </pic:blipFill>
+                  <pic:spPr bwMode="auto">
+                    <a:xfrm>
+                      <a:off x="0" y="0"/>
+                      <a:ext cx="5940425" cy="3627120"/>
+                    </a:xfrm>
+                    <a:prstGeom prst="rect">
+                      <a:avLst/>
+                    </a:prstGeom>
+                    <a:noFill/>
+                  </pic:spPr>
+                </pic:pic>
+              </a:graphicData>
+            </a:graphic>
+          </wp:anchor>
+        </w:drawing>
+      </w:r>
+    </w:p>
+    <w:p>
+      <w:pPr>
+        <w:pStyle w:val="BodyTextbody"/>
+        <w:bidi w:val="0"/>
+        <w:ind w:hanging="0"/>
+        <w:rPr/>
+      </w:pPr>
+      <w:r>
+        <w:rPr/>
+      </w:r>
+    </w:p>
+    <w:p>
+      <w:pPr>
+        <w:pStyle w:val="BodyTextbody"/>
+        <w:bidi w:val="0"/>
+        <w:ind w:hanging="0"/>
+        <w:rPr/>
+      </w:pPr>
+      <w:r>
+        <w:rPr/>
+      </w:r>
+    </w:p>
+    <w:p>
+      <w:pPr>
+        <w:pStyle w:val="BodyTextbody"/>
+        <w:bidi w:val="0"/>
+        <w:ind w:hanging="0"/>
+        <w:rPr/>
+      </w:pPr>
+      <w:r>
+        <w:rPr/>
+        <w:drawing>
+          <wp:anchor distT="0" distB="0" distL="0" distR="0" simplePos="0" relativeHeight="44" behindDoc="0" locked="0" layoutInCell="0" allowOverlap="1">
+            <wp:simplePos x="0" y="0"/>
+            <wp:positionH relativeFrom="column">
+              <wp:align>center</wp:align>
+            </wp:positionH>
+            <wp:positionV relativeFrom="paragraph">
+              <wp:posOffset>635</wp:posOffset>
+            </wp:positionV>
+            <wp:extent cx="5940425" cy="1317625"/>
+            <wp:effectExtent l="0" t="0" r="0" b="0"/>
+            <wp:wrapSquare wrapText="largest"/>
+            <wp:docPr id="43" name="Изображение3"/>
+            <wp:cNvGraphicFramePr>
+              <a:graphicFrameLocks xmlns:a="http://schemas.openxmlformats.org/drawingml/2006/main" noChangeAspect="1"/>
+            </wp:cNvGraphicFramePr>
+            <a:graphic xmlns:a="http://schemas.openxmlformats.org/drawingml/2006/main">
+              <a:graphicData uri="http://schemas.openxmlformats.org/drawingml/2006/picture">
+                <pic:pic xmlns:pic="http://schemas.openxmlformats.org/drawingml/2006/picture">
+                  <pic:nvPicPr>
+                    <pic:cNvPr id="43" name="Изображение3"/>
+                    <pic:cNvPicPr>
+                      <a:picLocks noChangeAspect="1" noChangeArrowheads="1"/>
+                    </pic:cNvPicPr>
+                  </pic:nvPicPr>
+                  <pic:blipFill>
+                    <a:blip r:embed="rId44"/>
+                    <a:stretch>
+                      <a:fillRect/>
+                    </a:stretch>
+                  </pic:blipFill>
+                  <pic:spPr bwMode="auto">
+                    <a:xfrm>
+                      <a:off x="0" y="0"/>
+                      <a:ext cx="5940425" cy="1317625"/>
+                    </a:xfrm>
+                    <a:prstGeom prst="rect">
+                      <a:avLst/>
+                    </a:prstGeom>
+                    <a:noFill/>
+                  </pic:spPr>
+                </pic:pic>
+              </a:graphicData>
+            </a:graphic>
+          </wp:anchor>
+        </w:drawing>
+        <w:drawing>
+          <wp:anchor distT="0" distB="0" distL="0" distR="0" simplePos="0" relativeHeight="46" behindDoc="0" locked="0" layoutInCell="0" allowOverlap="1">
+            <wp:simplePos x="0" y="0"/>
+            <wp:positionH relativeFrom="column">
+              <wp:align>center</wp:align>
+            </wp:positionH>
+            <wp:positionV relativeFrom="paragraph">
+              <wp:posOffset>635</wp:posOffset>
+            </wp:positionV>
+            <wp:extent cx="4295775" cy="257175"/>
+            <wp:effectExtent l="0" t="0" r="0" b="0"/>
+            <wp:wrapSquare wrapText="largest"/>
+            <wp:docPr id="44" name="Изображение5"/>
+            <wp:cNvGraphicFramePr>
+              <a:graphicFrameLocks xmlns:a="http://schemas.openxmlformats.org/drawingml/2006/main" noChangeAspect="1"/>
+            </wp:cNvGraphicFramePr>
+            <a:graphic xmlns:a="http://schemas.openxmlformats.org/drawingml/2006/main">
+              <a:graphicData uri="http://schemas.openxmlformats.org/drawingml/2006/picture">
+                <pic:pic xmlns:pic="http://schemas.openxmlformats.org/drawingml/2006/picture">
+                  <pic:nvPicPr>
+                    <pic:cNvPr id="44" name="Изображение5"/>
+                    <pic:cNvPicPr>
+                      <a:picLocks noChangeAspect="1" noChangeArrowheads="1"/>
+                    </pic:cNvPicPr>
+                  </pic:nvPicPr>
+                  <pic:blipFill>
+                    <a:blip r:embed="rId45"/>
+                    <a:stretch>
+                      <a:fillRect/>
+                    </a:stretch>
+                  </pic:blipFill>
+                  <pic:spPr bwMode="auto">
+                    <a:xfrm>
+                      <a:off x="0" y="0"/>
+                      <a:ext cx="4295775" cy="257175"/>
+                    </a:xfrm>
+                    <a:prstGeom prst="rect">
+                      <a:avLst/>
+                    </a:prstGeom>
+                    <a:noFill/>
+                  </pic:spPr>
+                </pic:pic>
+              </a:graphicData>
+            </a:graphic>
+          </wp:anchor>
+        </w:drawing>
+      </w:r>
+      <w:r>
+        <w:rPr/>
+        <w:t xml:space="preserve"> </w:t>
+      </w:r>
+    </w:p>
+    <w:p>
+      <w:pPr>
+        <w:pStyle w:val="BodyTextbody"/>
+        <w:bidi w:val="0"/>
+        <w:ind w:hanging="0"/>
+        <w:rPr/>
+      </w:pPr>
+      <w:r>
+        <w:rPr/>
+        <w:drawing>
+          <wp:anchor distT="0" distB="0" distL="0" distR="0" simplePos="0" relativeHeight="45" behindDoc="0" locked="0" layoutInCell="0" allowOverlap="1">
+            <wp:simplePos x="0" y="0"/>
+            <wp:positionH relativeFrom="column">
+              <wp:align>center</wp:align>
+            </wp:positionH>
+            <wp:positionV relativeFrom="paragraph">
+              <wp:posOffset>635</wp:posOffset>
+            </wp:positionV>
+            <wp:extent cx="5940425" cy="456565"/>
+            <wp:effectExtent l="0" t="0" r="0" b="0"/>
+            <wp:wrapSquare wrapText="largest"/>
+            <wp:docPr id="45" name="Изображение4"/>
+            <wp:cNvGraphicFramePr>
+              <a:graphicFrameLocks xmlns:a="http://schemas.openxmlformats.org/drawingml/2006/main" noChangeAspect="1"/>
+            </wp:cNvGraphicFramePr>
+            <a:graphic xmlns:a="http://schemas.openxmlformats.org/drawingml/2006/main">
+              <a:graphicData uri="http://schemas.openxmlformats.org/drawingml/2006/picture">
+                <pic:pic xmlns:pic="http://schemas.openxmlformats.org/drawingml/2006/picture">
+                  <pic:nvPicPr>
+                    <pic:cNvPr id="45" name="Изображение4"/>
+                    <pic:cNvPicPr>
+                      <a:picLocks noChangeAspect="1" noChangeArrowheads="1"/>
+                    </pic:cNvPicPr>
+                  </pic:nvPicPr>
+                  <pic:blipFill>
+                    <a:blip r:embed="rId46"/>
+                    <a:stretch>
+                      <a:fillRect/>
+                    </a:stretch>
+                  </pic:blipFill>
+                  <pic:spPr bwMode="auto">
+                    <a:xfrm>
+                      <a:off x="0" y="0"/>
+                      <a:ext cx="5940425" cy="456565"/>
+                    </a:xfrm>
+                    <a:prstGeom prst="rect">
+                      <a:avLst/>
+                    </a:prstGeom>
+                    <a:noFill/>
+                  </pic:spPr>
+                </pic:pic>
+              </a:graphicData>
+            </a:graphic>
+          </wp:anchor>
+        </w:drawing>
+      </w:r>
+    </w:p>
+    <w:p>
+      <w:pPr>
+        <w:pStyle w:val="BodyTextbody"/>
+        <w:bidi w:val="0"/>
+        <w:ind w:hanging="0"/>
+        <w:rPr/>
+      </w:pPr>
+      <w:r>
+        <w:rPr/>
         <w:t>Дополнительно по методическим указаниям были рассмотрены сетевые команды ip address, hostname -I и использование UFW для контроля входящих подключений. Даже без отдельных скриншотов эти действия логически дополняют показанную последовательность настройки Ubuntu Server.</w:t>
       </w:r>
     </w:p>
@@ -3327,7 +3983,7 @@
       </w:pPr>
       <w:r>
         <w:rPr/>
-        <w:t>После установки Ubuntu были отработаны базовые приёмы администрирования: обновление системы, анализ структуры дисков, навигация по файловой системе, проверка состояния SSH и установка дополнительных сервисов. Набор скриншотов из папки 4-5 image подтверждает выполнение ключевых шагов и демонстрирует пригодность созданной среды для дальнейших DevOps-практик.</w:t>
+        <w:t xml:space="preserve">После установки Ubuntu были отработаны базовые приёмы администрирования: обновление системы, анализ структуры дисков, навигация по файловой системе, проверка состояния SSH и установка дополнительных сервисов. </w:t>
       </w:r>
     </w:p>
     <w:p>
@@ -3571,13 +4227,135 @@
       <w:r>
         <w:rPr/>
         <w:t>Локализация влияет на названия стандартных каталогов и на язык части сообщений системы. Из-за этого при переходе в папки нужно учитывать реальные имена директорий, например использовать русское имя каталога или экранировать пробелы в пути.</w:t>
+      </w:r>
+    </w:p>
+    <w:p>
+      <w:pPr>
+        <w:pStyle w:val="BodyText"/>
+        <w:bidi w:val="0"/>
+        <w:spacing w:before="0" w:after="113"/>
+        <w:jc w:val="start"/>
+        <w:rPr/>
+      </w:pPr>
+      <w:r>
+        <w:rPr/>
+        <w:t>11. Ч</w:t>
+      </w:r>
+      <w:r>
+        <w:rPr>
+          <w:rStyle w:val="Style15"/>
+          <w:sz w:val="28"/>
+          <w:szCs w:val="28"/>
+        </w:rPr>
+        <w:t>то делает команда sudo systemctl restart ssh?</w:t>
+      </w:r>
+    </w:p>
+    <w:p>
+      <w:pPr>
+        <w:pStyle w:val="BodyText"/>
+        <w:pBdr/>
+        <w:ind w:hanging="0" w:start="0" w:end="0"/>
+        <w:rPr/>
+      </w:pPr>
+      <w:r>
+        <w:rPr/>
+        <w:t>Команда </w:t>
+      </w:r>
+      <w:r>
+        <w:rPr>
+          <w:rStyle w:val="Style15"/>
+        </w:rPr>
+        <w:t>sudo systemctl restart ssh</w:t>
+      </w:r>
+      <w:r>
+        <w:rPr/>
+        <w:t> перезапускает службу SSH (OpenSSH-сервера) в системах с systemd, таких как Ubuntu или Fedora. Она останавливает текущий процесс SSH и запускает его заново, применяя изменения в конфигурации </w:t>
+      </w:r>
+      <w:r>
+        <w:rPr>
+          <w:rStyle w:val="Style15"/>
+        </w:rPr>
+        <w:t>/etc/ssh/sshd_config</w:t>
+      </w:r>
+      <w:r>
+        <w:rPr/>
+        <w:t>. Это полезно после редактирования настроек порта, аутентификации или ключей — без перезапуска новые параметры не вступят в силу.</w:t>
+      </w:r>
+    </w:p>
+    <w:p>
+      <w:pPr>
+        <w:pStyle w:val="BodyText"/>
+        <w:pBdr/>
+        <w:ind w:hanging="0" w:start="0" w:end="0"/>
+        <w:rPr/>
+      </w:pPr>
+      <w:r>
+        <w:rPr/>
+        <w:t>12. Почему важно включать брандмауэр после добавления правил?</w:t>
+      </w:r>
+    </w:p>
+    <w:p>
+      <w:pPr>
+        <w:pStyle w:val="BodyText"/>
+        <w:widowControl w:val="false"/>
+        <w:pBdr/>
+        <w:suppressAutoHyphens w:val="true"/>
+        <w:bidi w:val="0"/>
+        <w:spacing w:lineRule="auto" w:line="360"/>
+        <w:ind w:hanging="0" w:start="0" w:end="0"/>
+        <w:jc w:val="start"/>
+        <w:rPr>
+          <w:rFonts w:ascii="Times New Roman;serif" w:hAnsi="Times New Roman;serif" w:eastAsia="Times New Roman;serif" w:cs="Times New Roman;serif"/>
+          <w:color w:val="000000"/>
+          <w:sz w:val="28"/>
+          <w:szCs w:val="28"/>
+          <w:lang w:val="en-US" w:eastAsia="zh-CN" w:bidi="hi-IN"/>
+        </w:rPr>
+      </w:pPr>
+      <w:r>
+        <w:rPr>
+          <w:rFonts w:eastAsia="Times New Roman;serif" w:cs="Times New Roman;serif"/>
+          <w:color w:val="000000"/>
+          <w:sz w:val="28"/>
+          <w:szCs w:val="28"/>
+          <w:lang w:val="en-US" w:eastAsia="zh-CN" w:bidi="hi-IN"/>
+        </w:rPr>
+        <w:t>Включение брандмауэра после добавления правил необходимо, чтобы они начали действовать и обеспечили фильтрацию трафика. Если брандмауэр выключен, добавленные исключения (например, для SSH-порта 22) игнорируются, и система остается уязвимой для внешних атак.</w:t>
+      </w:r>
+    </w:p>
+    <w:p>
+      <w:pPr>
+        <w:pStyle w:val="BodyText"/>
+        <w:widowControl w:val="false"/>
+        <w:pBdr/>
+        <w:suppressAutoHyphens w:val="true"/>
+        <w:bidi w:val="0"/>
+        <w:spacing w:lineRule="auto" w:line="360" w:before="0" w:after="113"/>
+        <w:ind w:hanging="0" w:start="0" w:end="0"/>
+        <w:jc w:val="start"/>
+        <w:rPr>
+          <w:rFonts w:ascii="Times New Roman;serif" w:hAnsi="Times New Roman;serif" w:eastAsia="Times New Roman;serif" w:cs="Times New Roman;serif"/>
+          <w:color w:val="000000"/>
+          <w:sz w:val="28"/>
+          <w:szCs w:val="28"/>
+          <w:lang w:val="en-US" w:eastAsia="zh-CN" w:bidi="hi-IN"/>
+        </w:rPr>
+      </w:pPr>
+      <w:r>
+        <w:rPr>
+          <w:rFonts w:eastAsia="Times New Roman;serif" w:cs="Times New Roman;serif"/>
+          <w:color w:val="000000"/>
+          <w:sz w:val="28"/>
+          <w:szCs w:val="28"/>
+          <w:lang w:val="en-US" w:eastAsia="zh-CN" w:bidi="hi-IN"/>
+        </w:rPr>
       </w:r>
     </w:p>
     <w:sectPr>
       <w:type w:val="nextPage"/>
       <w:pgSz w:w="11906" w:h="16838"/>
       <w:pgMar w:left="1701" w:right="850" w:gutter="0" w:header="0" w:top="1701" w:footer="0" w:bottom="1134"/>
-      <w:pgNumType w:fmt="decimal"/>
+      <w:pgNumType w:start="1" w:fmt="decimal"/>
       <w:formProt w:val="false"/>
       <w:textDirection w:val="lrTb"/>
       <w:docGrid w:type="default" w:linePitch="600" w:charSpace="24576"/>
@@ -3724,6 +4502,7 @@
     <w:lvl w:ilvl="1">
       <w:start w:val="1"/>
       <w:numFmt w:val="none"/>
+      <w:pStyle w:val="Heading2"/>
       <w:suff w:val="nothing"/>
       <w:lvlText w:val=""/>
       <w:lvlJc w:val="start"/>
@@ -3857,12 +4636,15 @@
     <w:qFormat/>
     <w:pPr>
       <w:widowControl w:val="false"/>
+      <w:suppressAutoHyphens w:val="true"/>
       <w:bidi w:val="0"/>
-      <w:spacing w:lineRule="auto" w:line="360"/>
+      <w:spacing w:lineRule="auto" w:line="360" w:before="0" w:after="0"/>
+      <w:jc w:val="start"/>
     </w:pPr>
     <w:rPr>
       <w:rFonts w:ascii="Times New Roman;serif" w:hAnsi="Times New Roman;serif" w:eastAsia="Times New Roman;serif" w:cs="Times New Roman;serif"/>
       <w:color w:val="000000"/>
+      <w:kern w:val="0"/>
       <w:sz w:val="28"/>
       <w:szCs w:val="28"/>
       <w:lang w:val="en-US" w:eastAsia="zh-CN" w:bidi="hi-IN"/>
@@ -3870,7 +4652,7 @@
   </w:style>
   <w:style w:type="paragraph" w:styleId="Heading1">
     <w:name w:val="heading 1"/>
-    <w:basedOn w:val="Heading"/>
+    <w:basedOn w:val="Style16"/>
     <w:next w:val="BodyText"/>
     <w:qFormat/>
     <w:pPr/>
@@ -3881,8 +4663,39 @@
       <w:szCs w:val="48"/>
     </w:rPr>
   </w:style>
+  <w:style w:type="paragraph" w:styleId="Heading2">
+    <w:name w:val="heading 2"/>
+    <w:basedOn w:val="Style16"/>
+    <w:next w:val="BodyText"/>
+    <w:qFormat/>
+    <w:pPr>
+      <w:spacing w:before="200" w:after="120"/>
+      <w:outlineLvl w:val="1"/>
+    </w:pPr>
+    <w:rPr>
+      <w:rFonts w:ascii="Liberation Serif" w:hAnsi="Liberation Serif" w:eastAsia="Noto Serif CJK SC" w:cs="Noto Sans Devanagari"/>
+      <w:b/>
+      <w:bCs/>
+      <w:sz w:val="36"/>
+      <w:szCs w:val="36"/>
+    </w:rPr>
+  </w:style>
+  <w:style w:type="character" w:styleId="Style12">
+    <w:name w:val="Символ концевой сноски"/>
+    <w:qFormat/>
+    <w:rPr>
+      <w:vertAlign w:val="superscript"/>
+    </w:rPr>
+  </w:style>
   <w:style w:type="character" w:styleId="EndnoteReference">
     <w:name w:val="endnote reference"/>
+    <w:rPr>
+      <w:vertAlign w:val="superscript"/>
+    </w:rPr>
+  </w:style>
+  <w:style w:type="character" w:styleId="Style13">
+    <w:name w:val="Символ сноски"/>
+    <w:qFormat/>
     <w:rPr>
       <w:vertAlign w:val="superscript"/>
     </w:rPr>
@@ -3910,13 +4723,78 @@
       <w:u w:val="single"/>
     </w:rPr>
   </w:style>
-  <w:style w:type="character" w:styleId="NumberingSymbols">
-    <w:name w:val="Numbering Symbols"/>
+  <w:style w:type="character" w:styleId="Style14">
+    <w:name w:val="Символ нумерации"/>
     <w:qFormat/>
     <w:rPr/>
   </w:style>
-  <w:style w:type="paragraph" w:styleId="HorizontalLine">
-    <w:name w:val="Horizontal Line"/>
+  <w:style w:type="character" w:styleId="Style15">
+    <w:name w:val="Исходный текст"/>
+    <w:qFormat/>
+    <w:rPr>
+      <w:rFonts w:ascii="Liberation Mono" w:hAnsi="Liberation Mono" w:eastAsia="Noto Sans Mono CJK SC" w:cs="Liberation Mono"/>
+    </w:rPr>
+  </w:style>
+  <w:style w:type="paragraph" w:styleId="Style16">
+    <w:name w:val="Заголовок"/>
+    <w:basedOn w:val="Normal"/>
+    <w:next w:val="BodyText"/>
+    <w:qFormat/>
+    <w:pPr>
+      <w:keepNext w:val="true"/>
+      <w:spacing w:before="240" w:after="283"/>
+    </w:pPr>
+    <w:rPr>
+      <w:rFonts w:ascii="Liberation Sans" w:hAnsi="Liberation Sans"/>
+      <w:sz w:val="28"/>
+      <w:szCs w:val="28"/>
+    </w:rPr>
+  </w:style>
+  <w:style w:type="paragraph" w:styleId="BodyText">
+    <w:name w:val="Body Text"/>
+    <w:basedOn w:val="Normal"/>
+    <w:pPr>
+      <w:spacing w:before="0" w:after="113"/>
+    </w:pPr>
+    <w:rPr/>
+  </w:style>
+  <w:style w:type="paragraph" w:styleId="List">
+    <w:name w:val="List"/>
+    <w:basedOn w:val="BodyText"/>
+    <w:pPr/>
+    <w:rPr>
+      <w:rFonts w:cs="Noto Sans Devanagari"/>
+    </w:rPr>
+  </w:style>
+  <w:style w:type="paragraph" w:styleId="Caption">
+    <w:name w:val="caption"/>
+    <w:basedOn w:val="Normal"/>
+    <w:qFormat/>
+    <w:pPr>
+      <w:suppressLineNumbers/>
+      <w:spacing w:before="120" w:after="120"/>
+    </w:pPr>
+    <w:rPr>
+      <w:rFonts w:cs="Noto Sans Devanagari"/>
+      <w:i/>
+      <w:iCs/>
+      <w:sz w:val="24"/>
+      <w:szCs w:val="24"/>
+    </w:rPr>
+  </w:style>
+  <w:style w:type="paragraph" w:styleId="Style17">
+    <w:name w:val="Указатель"/>
+    <w:basedOn w:val="Normal"/>
+    <w:qFormat/>
+    <w:pPr>
+      <w:suppressLineNumbers/>
+    </w:pPr>
+    <w:rPr>
+      <w:rFonts w:cs="Noto Sans Devanagari"/>
+    </w:rPr>
+  </w:style>
+  <w:style w:type="paragraph" w:styleId="Style18">
+    <w:name w:val="Горизонтальная линия"/>
     <w:basedOn w:val="Normal"/>
     <w:next w:val="BodyText"/>
     <w:qFormat/>
@@ -3938,70 +4816,12 @@
       <w:i/>
     </w:rPr>
   </w:style>
-  <w:style w:type="paragraph" w:styleId="TableContents">
-    <w:name w:val="Table Contents"/>
+  <w:style w:type="paragraph" w:styleId="Style19">
+    <w:name w:val="Содержимое таблицы"/>
     <w:basedOn w:val="BodyText"/>
     <w:qFormat/>
     <w:pPr/>
     <w:rPr/>
-  </w:style>
-  <w:style w:type="paragraph" w:styleId="Index">
-    <w:name w:val="Index"/>
-    <w:basedOn w:val="Normal"/>
-    <w:qFormat/>
-    <w:pPr>
-      <w:suppressLineNumbers/>
-    </w:pPr>
-    <w:rPr>
-      <w:rFonts w:cs="Noto Sans Devanagari"/>
-    </w:rPr>
-  </w:style>
-  <w:style w:type="paragraph" w:styleId="Caption">
-    <w:name w:val="caption"/>
-    <w:basedOn w:val="Normal"/>
-    <w:qFormat/>
-    <w:pPr>
-      <w:suppressLineNumbers/>
-      <w:spacing w:before="120" w:after="120"/>
-    </w:pPr>
-    <w:rPr>
-      <w:rFonts w:cs="Noto Sans Devanagari"/>
-      <w:i/>
-      <w:iCs/>
-      <w:sz w:val="24"/>
-      <w:szCs w:val="24"/>
-    </w:rPr>
-  </w:style>
-  <w:style w:type="paragraph" w:styleId="List">
-    <w:name w:val="List"/>
-    <w:basedOn w:val="BodyText"/>
-    <w:pPr/>
-    <w:rPr>
-      <w:rFonts w:cs="Noto Sans Devanagari"/>
-    </w:rPr>
-  </w:style>
-  <w:style w:type="paragraph" w:styleId="BodyText">
-    <w:name w:val="Body Text"/>
-    <w:basedOn w:val="Normal"/>
-    <w:pPr>
-      <w:spacing w:before="0" w:after="113"/>
-    </w:pPr>
-    <w:rPr/>
-  </w:style>
-  <w:style w:type="paragraph" w:styleId="Heading">
-    <w:name w:val="Heading"/>
-    <w:basedOn w:val="Normal"/>
-    <w:next w:val="BodyText"/>
-    <w:qFormat/>
-    <w:pPr>
-      <w:keepNext w:val="true"/>
-      <w:spacing w:before="240" w:after="283"/>
-    </w:pPr>
-    <w:rPr>
-      <w:rFonts w:ascii="Liberation Sans" w:hAnsi="Liberation Sans"/>
-      <w:sz w:val="28"/>
-      <w:szCs w:val="28"/>
-    </w:rPr>
   </w:style>
   <w:style w:type="paragraph" w:styleId="BodyTexttitle-line">
     <w:name w:val="Body Text.title-line"/>
@@ -4035,9 +4855,9 @@
     </w:pPr>
     <w:rPr/>
   </w:style>
-  <w:style w:type="paragraph" w:styleId="TableHeading">
-    <w:name w:val="Table Heading"/>
-    <w:basedOn w:val="TableContents"/>
+  <w:style w:type="paragraph" w:styleId="Style20">
+    <w:name w:val="Заголовок таблицы"/>
+    <w:basedOn w:val="Style19"/>
     <w:qFormat/>
     <w:pPr>
       <w:suppressLineNumbers/>

--- a/Лабораторные работы №4-5.docx
+++ b/Лабораторные работы №4-5.docx
@@ -200,19 +200,7 @@
           <w:sz w:val="28"/>
           <w:szCs w:val="28"/>
         </w:rPr>
-        <w:t>Лабораторная работа №</w:t>
-      </w:r>
-      <w:r>
-        <w:rPr>
-          <w:rFonts w:eastAsia="Times New Roman" w:cs="Times New Roman" w:ascii="Times New Roman" w:hAnsi="Times New Roman"/>
-          <w:b w:val="false"/>
-          <w:bCs w:val="false"/>
-          <w:i w:val="false"/>
-          <w:iCs w:val="false"/>
-          <w:sz w:val="28"/>
-          <w:szCs w:val="28"/>
-        </w:rPr>
-        <w:t>4</w:t>
+        <w:t>Лабораторная работа №4</w:t>
       </w:r>
     </w:p>
     <w:p>
@@ -3699,6 +3687,21 @@
     </w:p>
     <w:p>
       <w:pPr>
+        <w:pStyle w:val="BodyTextcaption"/>
+        <w:keepLines/>
+        <w:bidi w:val="0"/>
+        <w:spacing w:before="198" w:after="198"/>
+        <w:ind w:hanging="0" w:start="198" w:end="198"/>
+        <w:jc w:val="center"/>
+        <w:rPr/>
+      </w:pPr>
+      <w:r>
+        <w:rPr/>
+        <w:t>Рисунок 41 - Включение UFW и проверка статуса брандмауэра.</w:t>
+      </w:r>
+    </w:p>
+    <w:p>
+      <w:pPr>
         <w:pStyle w:val="BodyTextbody"/>
         <w:bidi w:val="0"/>
         <w:ind w:hanging="0"/>
@@ -3756,35 +3759,35 @@
     </w:p>
     <w:p>
       <w:pPr>
+        <w:pStyle w:val="BodyTextcaption"/>
+        <w:keepLines/>
+        <w:bidi w:val="0"/>
+        <w:spacing w:before="198" w:after="198"/>
+        <w:ind w:hanging="0" w:start="198" w:end="198"/>
+        <w:jc w:val="center"/>
+        <w:rPr/>
+      </w:pPr>
+      <w:r>
+        <w:rPr/>
+        <w:t>Рисунок 4</w:t>
+      </w:r>
+      <w:r>
+        <w:rPr/>
+        <w:t>2</w:t>
+      </w:r>
+      <w:r>
+        <w:rPr/>
+        <w:t>- Проверка стандартной страницы Nginx в браузере.</w:t>
+      </w:r>
+    </w:p>
+    <w:p>
+      <w:pPr>
         <w:pStyle w:val="BodyTextbody"/>
         <w:bidi w:val="0"/>
         <w:ind w:hanging="0"/>
         <w:rPr/>
       </w:pPr>
       <w:r>
-        <w:rPr/>
-      </w:r>
-    </w:p>
-    <w:p>
-      <w:pPr>
-        <w:pStyle w:val="BodyTextbody"/>
-        <w:bidi w:val="0"/>
-        <w:ind w:hanging="0"/>
-        <w:rPr/>
-      </w:pPr>
-      <w:r>
-        <w:rPr/>
-      </w:r>
-    </w:p>
-    <w:p>
-      <w:pPr>
-        <w:pStyle w:val="BodyTextbody"/>
-        <w:bidi w:val="0"/>
-        <w:ind w:hanging="0"/>
-        <w:rPr/>
-      </w:pPr>
-      <w:r>
-        <w:rPr/>
         <w:drawing>
           <wp:anchor distT="0" distB="0" distL="0" distR="0" simplePos="0" relativeHeight="44" behindDoc="0" locked="0" layoutInCell="0" allowOverlap="1">
             <wp:simplePos x="0" y="0"/>
@@ -3831,8 +3834,53 @@
             </a:graphic>
           </wp:anchor>
         </w:drawing>
+      </w:r>
+      <w:r>
+        <w:rPr/>
+        <w:t xml:space="preserve"> </w:t>
+      </w:r>
+    </w:p>
+    <w:p>
+      <w:pPr>
+        <w:pStyle w:val="BodyTextcaption"/>
+        <w:keepLines/>
+        <w:bidi w:val="0"/>
+        <w:spacing w:before="198" w:after="198"/>
+        <w:ind w:hanging="0" w:start="198" w:end="198"/>
+        <w:jc w:val="center"/>
+        <w:rPr/>
+      </w:pPr>
+      <w:r>
+        <w:rPr/>
+        <w:t>Рисунок 43 - Запуск службы Nginx через systemctl.</w:t>
+      </w:r>
+    </w:p>
+    <w:p>
+      <w:pPr>
+        <w:pStyle w:val="BodyTextcaption"/>
+        <w:keepLines/>
+        <w:bidi w:val="0"/>
+        <w:spacing w:before="198" w:after="198"/>
+        <w:ind w:hanging="0" w:start="198" w:end="198"/>
+        <w:jc w:val="center"/>
+        <w:rPr/>
+      </w:pPr>
+      <w:r>
+        <w:rPr/>
+      </w:r>
+    </w:p>
+    <w:p>
+      <w:pPr>
+        <w:pStyle w:val="BodyTextcaption"/>
+        <w:bidi w:val="0"/>
+        <w:spacing w:before="198" w:after="198"/>
+        <w:ind w:hanging="0" w:start="198" w:end="198"/>
+        <w:jc w:val="center"/>
+        <w:rPr/>
+      </w:pPr>
+      <w:r>
         <w:drawing>
-          <wp:anchor distT="0" distB="0" distL="0" distR="0" simplePos="0" relativeHeight="46" behindDoc="0" locked="0" layoutInCell="0" allowOverlap="1">
+          <wp:anchor distT="0" distB="0" distL="0" distR="0" simplePos="0" relativeHeight="48" behindDoc="0" locked="0" layoutInCell="0" allowOverlap="1">
             <wp:simplePos x="0" y="0"/>
             <wp:positionH relativeFrom="column">
               <wp:align>center</wp:align>
@@ -3840,10 +3888,10 @@
             <wp:positionV relativeFrom="paragraph">
               <wp:posOffset>635</wp:posOffset>
             </wp:positionV>
-            <wp:extent cx="4295775" cy="257175"/>
+            <wp:extent cx="5688965" cy="2218055"/>
             <wp:effectExtent l="0" t="0" r="0" b="0"/>
             <wp:wrapSquare wrapText="largest"/>
-            <wp:docPr id="44" name="Изображение5"/>
+            <wp:docPr id="44" name="Изображение7"/>
             <wp:cNvGraphicFramePr>
               <a:graphicFrameLocks xmlns:a="http://schemas.openxmlformats.org/drawingml/2006/main" noChangeAspect="1"/>
             </wp:cNvGraphicFramePr>
@@ -3851,13 +3899,278 @@
               <a:graphicData uri="http://schemas.openxmlformats.org/drawingml/2006/picture">
                 <pic:pic xmlns:pic="http://schemas.openxmlformats.org/drawingml/2006/picture">
                   <pic:nvPicPr>
-                    <pic:cNvPr id="44" name="Изображение5"/>
+                    <pic:cNvPr id="44" name="Изображение7"/>
                     <pic:cNvPicPr>
                       <a:picLocks noChangeAspect="1" noChangeArrowheads="1"/>
                     </pic:cNvPicPr>
                   </pic:nvPicPr>
                   <pic:blipFill>
                     <a:blip r:embed="rId45"/>
+                    <a:stretch>
+                      <a:fillRect/>
+                    </a:stretch>
+                  </pic:blipFill>
+                  <pic:spPr bwMode="auto">
+                    <a:xfrm>
+                      <a:off x="0" y="0"/>
+                      <a:ext cx="5688965" cy="2218055"/>
+                    </a:xfrm>
+                    <a:prstGeom prst="rect">
+                      <a:avLst/>
+                    </a:prstGeom>
+                    <a:noFill/>
+                  </pic:spPr>
+                </pic:pic>
+              </a:graphicData>
+            </a:graphic>
+          </wp:anchor>
+        </w:drawing>
+      </w:r>
+      <w:r>
+        <w:rPr/>
+        <w:t>Рисунок 4</w:t>
+      </w:r>
+      <w:r>
+        <w:rPr/>
+        <w:t>4</w:t>
+      </w:r>
+      <w:r>
+        <w:rPr/>
+        <w:t xml:space="preserve"> - Установка пакета net-tools </w:t>
+      </w:r>
+    </w:p>
+    <w:p>
+      <w:pPr>
+        <w:pStyle w:val="BodyTextcaption"/>
+        <w:bidi w:val="0"/>
+        <w:spacing w:before="198" w:after="198"/>
+        <w:ind w:hanging="0" w:start="198" w:end="198"/>
+        <w:jc w:val="center"/>
+        <w:rPr/>
+      </w:pPr>
+      <w:r>
+        <w:rPr/>
+        <w:drawing>
+          <wp:anchor distT="0" distB="0" distL="0" distR="0" simplePos="0" relativeHeight="47" behindDoc="0" locked="0" layoutInCell="0" allowOverlap="1">
+            <wp:simplePos x="0" y="0"/>
+            <wp:positionH relativeFrom="column">
+              <wp:align>center</wp:align>
+            </wp:positionH>
+            <wp:positionV relativeFrom="paragraph">
+              <wp:posOffset>635</wp:posOffset>
+            </wp:positionV>
+            <wp:extent cx="4543425" cy="2295525"/>
+            <wp:effectExtent l="0" t="0" r="0" b="0"/>
+            <wp:wrapSquare wrapText="largest"/>
+            <wp:docPr id="45" name="Изображение6"/>
+            <wp:cNvGraphicFramePr>
+              <a:graphicFrameLocks xmlns:a="http://schemas.openxmlformats.org/drawingml/2006/main" noChangeAspect="1"/>
+            </wp:cNvGraphicFramePr>
+            <a:graphic xmlns:a="http://schemas.openxmlformats.org/drawingml/2006/main">
+              <a:graphicData uri="http://schemas.openxmlformats.org/drawingml/2006/picture">
+                <pic:pic xmlns:pic="http://schemas.openxmlformats.org/drawingml/2006/picture">
+                  <pic:nvPicPr>
+                    <pic:cNvPr id="45" name="Изображение6"/>
+                    <pic:cNvPicPr>
+                      <a:picLocks noChangeAspect="1" noChangeArrowheads="1"/>
+                    </pic:cNvPicPr>
+                  </pic:nvPicPr>
+                  <pic:blipFill>
+                    <a:blip r:embed="rId46"/>
+                    <a:stretch>
+                      <a:fillRect/>
+                    </a:stretch>
+                  </pic:blipFill>
+                  <pic:spPr bwMode="auto">
+                    <a:xfrm>
+                      <a:off x="0" y="0"/>
+                      <a:ext cx="4543425" cy="2295525"/>
+                    </a:xfrm>
+                    <a:prstGeom prst="rect">
+                      <a:avLst/>
+                    </a:prstGeom>
+                    <a:noFill/>
+                  </pic:spPr>
+                </pic:pic>
+              </a:graphicData>
+            </a:graphic>
+          </wp:anchor>
+        </w:drawing>
+      </w:r>
+    </w:p>
+    <w:p>
+      <w:pPr>
+        <w:pStyle w:val="BodyTextcaption"/>
+        <w:bidi w:val="0"/>
+        <w:spacing w:before="198" w:after="198"/>
+        <w:ind w:hanging="0" w:start="198" w:end="198"/>
+        <w:jc w:val="center"/>
+        <w:rPr/>
+      </w:pPr>
+      <w:r>
+        <w:rPr/>
+        <w:t>Рисунок 4</w:t>
+      </w:r>
+      <w:r>
+        <w:rPr/>
+        <w:t>5</w:t>
+      </w:r>
+      <w:r>
+        <w:rPr/>
+        <w:t xml:space="preserve"> - </w:t>
+      </w:r>
+      <w:r>
+        <w:rPr/>
+        <w:t>З</w:t>
+      </w:r>
+      <w:r>
+        <w:rPr/>
+        <w:t>апуск команды ifconfig.</w:t>
+      </w:r>
+    </w:p>
+    <w:p>
+      <w:pPr>
+        <w:pStyle w:val="BodyTextcaption"/>
+        <w:bidi w:val="0"/>
+        <w:spacing w:before="198" w:after="198"/>
+        <w:ind w:hanging="0" w:start="198" w:end="198"/>
+        <w:jc w:val="center"/>
+        <w:rPr/>
+      </w:pPr>
+      <w:r>
+        <w:rPr/>
+      </w:r>
+    </w:p>
+    <w:p>
+      <w:pPr>
+        <w:pStyle w:val="BodyTextcaption"/>
+        <w:keepLines/>
+        <w:bidi w:val="0"/>
+        <w:spacing w:before="198" w:after="198"/>
+        <w:ind w:hanging="0" w:start="198" w:end="198"/>
+        <w:jc w:val="center"/>
+        <w:rPr/>
+      </w:pPr>
+      <w:r>
+        <w:drawing>
+          <wp:anchor distT="0" distB="0" distL="0" distR="0" simplePos="0" relativeHeight="45" behindDoc="0" locked="0" layoutInCell="0" allowOverlap="1">
+            <wp:simplePos x="0" y="0"/>
+            <wp:positionH relativeFrom="column">
+              <wp:align>center</wp:align>
+            </wp:positionH>
+            <wp:positionV relativeFrom="paragraph">
+              <wp:posOffset>635</wp:posOffset>
+            </wp:positionV>
+            <wp:extent cx="5940425" cy="456565"/>
+            <wp:effectExtent l="0" t="0" r="0" b="0"/>
+            <wp:wrapSquare wrapText="largest"/>
+            <wp:docPr id="46" name="Изображение4"/>
+            <wp:cNvGraphicFramePr>
+              <a:graphicFrameLocks xmlns:a="http://schemas.openxmlformats.org/drawingml/2006/main" noChangeAspect="1"/>
+            </wp:cNvGraphicFramePr>
+            <a:graphic xmlns:a="http://schemas.openxmlformats.org/drawingml/2006/main">
+              <a:graphicData uri="http://schemas.openxmlformats.org/drawingml/2006/picture">
+                <pic:pic xmlns:pic="http://schemas.openxmlformats.org/drawingml/2006/picture">
+                  <pic:nvPicPr>
+                    <pic:cNvPr id="46" name="Изображение4"/>
+                    <pic:cNvPicPr>
+                      <a:picLocks noChangeAspect="1" noChangeArrowheads="1"/>
+                    </pic:cNvPicPr>
+                  </pic:nvPicPr>
+                  <pic:blipFill>
+                    <a:blip r:embed="rId47"/>
+                    <a:stretch>
+                      <a:fillRect/>
+                    </a:stretch>
+                  </pic:blipFill>
+                  <pic:spPr bwMode="auto">
+                    <a:xfrm>
+                      <a:off x="0" y="0"/>
+                      <a:ext cx="5940425" cy="456565"/>
+                    </a:xfrm>
+                    <a:prstGeom prst="rect">
+                      <a:avLst/>
+                    </a:prstGeom>
+                    <a:noFill/>
+                  </pic:spPr>
+                </pic:pic>
+              </a:graphicData>
+            </a:graphic>
+          </wp:anchor>
+        </w:drawing>
+      </w:r>
+      <w:r>
+        <w:rPr/>
+        <w:t>Рисунок 4</w:t>
+      </w:r>
+      <w:r>
+        <w:rPr/>
+        <w:t>6</w:t>
+      </w:r>
+      <w:r>
+        <w:rPr/>
+        <w:t xml:space="preserve"> – </w:t>
+      </w:r>
+      <w:r>
+        <w:rPr/>
+        <w:t>Проверка символической ссылки</w:t>
+      </w:r>
+    </w:p>
+    <w:p>
+      <w:pPr>
+        <w:pStyle w:val="BodyTextcaption"/>
+        <w:keepLines/>
+        <w:bidi w:val="0"/>
+        <w:spacing w:before="198" w:after="198"/>
+        <w:ind w:hanging="0" w:start="198" w:end="198"/>
+        <w:jc w:val="center"/>
+        <w:rPr/>
+      </w:pPr>
+      <w:r>
+        <w:rPr/>
+      </w:r>
+    </w:p>
+    <w:p>
+      <w:pPr>
+        <w:pStyle w:val="BodyTextcaption"/>
+        <w:bidi w:val="0"/>
+        <w:spacing w:before="198" w:after="198"/>
+        <w:ind w:hanging="0" w:start="198" w:end="198"/>
+        <w:jc w:val="center"/>
+        <w:rPr/>
+      </w:pPr>
+      <w:r>
+        <w:rPr/>
+        <w:t>Ри</w:t>
+      </w:r>
+      <w:r>
+        <w:drawing>
+          <wp:anchor distT="0" distB="0" distL="0" distR="0" simplePos="0" relativeHeight="46" behindDoc="0" locked="0" layoutInCell="0" allowOverlap="1">
+            <wp:simplePos x="0" y="0"/>
+            <wp:positionH relativeFrom="column">
+              <wp:posOffset>612775</wp:posOffset>
+            </wp:positionH>
+            <wp:positionV relativeFrom="paragraph">
+              <wp:posOffset>-448945</wp:posOffset>
+            </wp:positionV>
+            <wp:extent cx="4295775" cy="257175"/>
+            <wp:effectExtent l="0" t="0" r="0" b="0"/>
+            <wp:wrapSquare wrapText="largest"/>
+            <wp:docPr id="47" name="Изображение5"/>
+            <wp:cNvGraphicFramePr>
+              <a:graphicFrameLocks xmlns:a="http://schemas.openxmlformats.org/drawingml/2006/main" noChangeAspect="1"/>
+            </wp:cNvGraphicFramePr>
+            <a:graphic xmlns:a="http://schemas.openxmlformats.org/drawingml/2006/main">
+              <a:graphicData uri="http://schemas.openxmlformats.org/drawingml/2006/picture">
+                <pic:pic xmlns:pic="http://schemas.openxmlformats.org/drawingml/2006/picture">
+                  <pic:nvPicPr>
+                    <pic:cNvPr id="47" name="Изображение5"/>
+                    <pic:cNvPicPr>
+                      <a:picLocks noChangeAspect="1" noChangeArrowheads="1"/>
+                    </pic:cNvPicPr>
+                  </pic:nvPicPr>
+                  <pic:blipFill>
+                    <a:blip r:embed="rId48"/>
                     <a:stretch>
                       <a:fillRect/>
                     </a:stretch>
@@ -3880,64 +4193,15 @@
       </w:r>
       <w:r>
         <w:rPr/>
-        <w:t xml:space="preserve"> </w:t>
-      </w:r>
-    </w:p>
-    <w:p>
-      <w:pPr>
-        <w:pStyle w:val="BodyTextbody"/>
-        <w:bidi w:val="0"/>
-        <w:ind w:hanging="0"/>
-        <w:rPr/>
-      </w:pPr>
-      <w:r>
-        <w:rPr/>
-        <w:drawing>
-          <wp:anchor distT="0" distB="0" distL="0" distR="0" simplePos="0" relativeHeight="45" behindDoc="0" locked="0" layoutInCell="0" allowOverlap="1">
-            <wp:simplePos x="0" y="0"/>
-            <wp:positionH relativeFrom="column">
-              <wp:align>center</wp:align>
-            </wp:positionH>
-            <wp:positionV relativeFrom="paragraph">
-              <wp:posOffset>635</wp:posOffset>
-            </wp:positionV>
-            <wp:extent cx="5940425" cy="456565"/>
-            <wp:effectExtent l="0" t="0" r="0" b="0"/>
-            <wp:wrapSquare wrapText="largest"/>
-            <wp:docPr id="45" name="Изображение4"/>
-            <wp:cNvGraphicFramePr>
-              <a:graphicFrameLocks xmlns:a="http://schemas.openxmlformats.org/drawingml/2006/main" noChangeAspect="1"/>
-            </wp:cNvGraphicFramePr>
-            <a:graphic xmlns:a="http://schemas.openxmlformats.org/drawingml/2006/main">
-              <a:graphicData uri="http://schemas.openxmlformats.org/drawingml/2006/picture">
-                <pic:pic xmlns:pic="http://schemas.openxmlformats.org/drawingml/2006/picture">
-                  <pic:nvPicPr>
-                    <pic:cNvPr id="45" name="Изображение4"/>
-                    <pic:cNvPicPr>
-                      <a:picLocks noChangeAspect="1" noChangeArrowheads="1"/>
-                    </pic:cNvPicPr>
-                  </pic:nvPicPr>
-                  <pic:blipFill>
-                    <a:blip r:embed="rId46"/>
-                    <a:stretch>
-                      <a:fillRect/>
-                    </a:stretch>
-                  </pic:blipFill>
-                  <pic:spPr bwMode="auto">
-                    <a:xfrm>
-                      <a:off x="0" y="0"/>
-                      <a:ext cx="5940425" cy="456565"/>
-                    </a:xfrm>
-                    <a:prstGeom prst="rect">
-                      <a:avLst/>
-                    </a:prstGeom>
-                    <a:noFill/>
-                  </pic:spPr>
-                </pic:pic>
-              </a:graphicData>
-            </a:graphic>
-          </wp:anchor>
-        </w:drawing>
+        <w:t>сунок 4</w:t>
+      </w:r>
+      <w:r>
+        <w:rPr/>
+        <w:t>7</w:t>
+      </w:r>
+      <w:r>
+        <w:rPr/>
+        <w:t xml:space="preserve"> - Создание символической ссылки на info.txt в домашнем каталоге.</w:t>
       </w:r>
     </w:p>
     <w:p>
@@ -4243,7 +4507,7 @@
       </w:r>
       <w:r>
         <w:rPr>
-          <w:rStyle w:val="Style15"/>
+          <w:rStyle w:val="user3"/>
           <w:sz w:val="28"/>
           <w:szCs w:val="28"/>
         </w:rPr>
@@ -4253,7 +4517,6 @@
     <w:p>
       <w:pPr>
         <w:pStyle w:val="BodyText"/>
-        <w:pBdr/>
         <w:ind w:hanging="0" w:start="0" w:end="0"/>
         <w:rPr/>
       </w:pPr>
@@ -4263,7 +4526,7 @@
       </w:r>
       <w:r>
         <w:rPr>
-          <w:rStyle w:val="Style15"/>
+          <w:rStyle w:val="user3"/>
         </w:rPr>
         <w:t>sudo systemctl restart ssh</w:t>
       </w:r>
@@ -4273,7 +4536,7 @@
       </w:r>
       <w:r>
         <w:rPr>
-          <w:rStyle w:val="Style15"/>
+          <w:rStyle w:val="user3"/>
         </w:rPr>
         <w:t>/etc/ssh/sshd_config</w:t>
       </w:r>
@@ -4285,7 +4548,6 @@
     <w:p>
       <w:pPr>
         <w:pStyle w:val="BodyText"/>
-        <w:pBdr/>
         <w:ind w:hanging="0" w:start="0" w:end="0"/>
         <w:rPr/>
       </w:pPr>
@@ -4298,7 +4560,6 @@
       <w:pPr>
         <w:pStyle w:val="BodyText"/>
         <w:widowControl w:val="false"/>
-        <w:pBdr/>
         <w:suppressAutoHyphens w:val="true"/>
         <w:bidi w:val="0"/>
         <w:spacing w:lineRule="auto" w:line="360"/>
@@ -4327,7 +4588,6 @@
       <w:pPr>
         <w:pStyle w:val="BodyText"/>
         <w:widowControl w:val="false"/>
-        <w:pBdr/>
         <w:suppressAutoHyphens w:val="true"/>
         <w:bidi w:val="0"/>
         <w:spacing w:lineRule="auto" w:line="360" w:before="0" w:after="113"/>
@@ -4502,7 +4762,6 @@
     <w:lvl w:ilvl="1">
       <w:start w:val="1"/>
       <w:numFmt w:val="none"/>
-      <w:pStyle w:val="Heading2"/>
       <w:suff w:val="nothing"/>
       <w:lvlText w:val=""/>
       <w:lvlJc w:val="start"/>
@@ -4652,7 +4911,7 @@
   </w:style>
   <w:style w:type="paragraph" w:styleId="Heading1">
     <w:name w:val="heading 1"/>
-    <w:basedOn w:val="Style16"/>
+    <w:basedOn w:val="user4"/>
     <w:next w:val="BodyText"/>
     <w:qFormat/>
     <w:pPr/>
@@ -4665,7 +4924,7 @@
   </w:style>
   <w:style w:type="paragraph" w:styleId="Heading2">
     <w:name w:val="heading 2"/>
-    <w:basedOn w:val="Style16"/>
+    <w:basedOn w:val="user4"/>
     <w:next w:val="BodyText"/>
     <w:qFormat/>
     <w:pPr>
@@ -4680,6 +4939,13 @@
       <w:szCs w:val="36"/>
     </w:rPr>
   </w:style>
+  <w:style w:type="character" w:styleId="user">
+    <w:name w:val="Символ концевой сноски (user)"/>
+    <w:qFormat/>
+    <w:rPr>
+      <w:vertAlign w:val="superscript"/>
+    </w:rPr>
+  </w:style>
   <w:style w:type="character" w:styleId="Style12">
     <w:name w:val="Символ концевой сноски"/>
     <w:qFormat/>
@@ -4689,6 +4955,13 @@
   </w:style>
   <w:style w:type="character" w:styleId="EndnoteReference">
     <w:name w:val="endnote reference"/>
+    <w:rPr>
+      <w:vertAlign w:val="superscript"/>
+    </w:rPr>
+  </w:style>
+  <w:style w:type="character" w:styleId="user1">
+    <w:name w:val="Символ сноски (user)"/>
+    <w:qFormat/>
     <w:rPr>
       <w:vertAlign w:val="superscript"/>
     </w:rPr>
@@ -4723,29 +4996,29 @@
       <w:u w:val="single"/>
     </w:rPr>
   </w:style>
-  <w:style w:type="character" w:styleId="Style14">
-    <w:name w:val="Символ нумерации"/>
+  <w:style w:type="character" w:styleId="user2">
+    <w:name w:val="Символ нумерации (user)"/>
     <w:qFormat/>
     <w:rPr/>
   </w:style>
-  <w:style w:type="character" w:styleId="Style15">
-    <w:name w:val="Исходный текст"/>
+  <w:style w:type="character" w:styleId="user3">
+    <w:name w:val="Исходный текст (user)"/>
     <w:qFormat/>
     <w:rPr>
       <w:rFonts w:ascii="Liberation Mono" w:hAnsi="Liberation Mono" w:eastAsia="Noto Sans Mono CJK SC" w:cs="Liberation Mono"/>
     </w:rPr>
   </w:style>
-  <w:style w:type="paragraph" w:styleId="Style16">
+  <w:style w:type="paragraph" w:styleId="Style14">
     <w:name w:val="Заголовок"/>
     <w:basedOn w:val="Normal"/>
     <w:next w:val="BodyText"/>
     <w:qFormat/>
     <w:pPr>
       <w:keepNext w:val="true"/>
-      <w:spacing w:before="240" w:after="283"/>
+      <w:spacing w:before="240" w:after="120"/>
     </w:pPr>
     <w:rPr>
-      <w:rFonts w:ascii="Liberation Sans" w:hAnsi="Liberation Sans"/>
+      <w:rFonts w:ascii="Liberation Sans" w:hAnsi="Liberation Sans" w:eastAsia="Noto Sans CJK SC" w:cs="Noto Sans Devanagari"/>
       <w:sz w:val="28"/>
       <w:szCs w:val="28"/>
     </w:rPr>
@@ -4782,7 +5055,7 @@
       <w:szCs w:val="24"/>
     </w:rPr>
   </w:style>
-  <w:style w:type="paragraph" w:styleId="Style17">
+  <w:style w:type="paragraph" w:styleId="Style15">
     <w:name w:val="Указатель"/>
     <w:basedOn w:val="Normal"/>
     <w:qFormat/>
@@ -4793,8 +5066,34 @@
       <w:rFonts w:cs="Noto Sans Devanagari"/>
     </w:rPr>
   </w:style>
-  <w:style w:type="paragraph" w:styleId="Style18">
-    <w:name w:val="Горизонтальная линия"/>
+  <w:style w:type="paragraph" w:styleId="user4">
+    <w:name w:val="Заголовок (user)"/>
+    <w:basedOn w:val="Normal"/>
+    <w:next w:val="BodyText"/>
+    <w:qFormat/>
+    <w:pPr>
+      <w:keepNext w:val="true"/>
+      <w:spacing w:before="240" w:after="283"/>
+    </w:pPr>
+    <w:rPr>
+      <w:rFonts w:ascii="Liberation Sans" w:hAnsi="Liberation Sans"/>
+      <w:sz w:val="28"/>
+      <w:szCs w:val="28"/>
+    </w:rPr>
+  </w:style>
+  <w:style w:type="paragraph" w:styleId="user5">
+    <w:name w:val="Указатель (user)"/>
+    <w:basedOn w:val="Normal"/>
+    <w:qFormat/>
+    <w:pPr>
+      <w:suppressLineNumbers/>
+    </w:pPr>
+    <w:rPr>
+      <w:rFonts w:cs="Noto Sans Devanagari"/>
+    </w:rPr>
+  </w:style>
+  <w:style w:type="paragraph" w:styleId="user6">
+    <w:name w:val="Горизонтальная линия (user)"/>
     <w:basedOn w:val="Normal"/>
     <w:next w:val="BodyText"/>
     <w:qFormat/>
@@ -4816,8 +5115,8 @@
       <w:i/>
     </w:rPr>
   </w:style>
-  <w:style w:type="paragraph" w:styleId="Style19">
-    <w:name w:val="Содержимое таблицы"/>
+  <w:style w:type="paragraph" w:styleId="user7">
+    <w:name w:val="Содержимое таблицы (user)"/>
     <w:basedOn w:val="BodyText"/>
     <w:qFormat/>
     <w:pPr/>
@@ -4855,9 +5154,9 @@
     </w:pPr>
     <w:rPr/>
   </w:style>
-  <w:style w:type="paragraph" w:styleId="Style20">
-    <w:name w:val="Заголовок таблицы"/>
-    <w:basedOn w:val="Style19"/>
+  <w:style w:type="paragraph" w:styleId="user8">
+    <w:name w:val="Заголовок таблицы (user)"/>
+    <w:basedOn w:val="user7"/>
     <w:qFormat/>
     <w:pPr>
       <w:suppressLineNumbers/>

--- a/Лабораторные работы №4-5.docx
+++ b/Лабораторные работы №4-5.docx
@@ -3769,15 +3769,7 @@
       </w:pPr>
       <w:r>
         <w:rPr/>
-        <w:t>Рисунок 4</w:t>
-      </w:r>
-      <w:r>
-        <w:rPr/>
-        <w:t>2</w:t>
-      </w:r>
-      <w:r>
-        <w:rPr/>
-        <w:t>- Проверка стандартной страницы Nginx в браузере.</w:t>
+        <w:t>Рисунок 42- Проверка стандартной страницы Nginx в браузере.</w:t>
       </w:r>
     </w:p>
     <w:p>
@@ -3867,31 +3859,11 @@
       </w:pPr>
       <w:r>
         <w:rPr/>
-      </w:r>
-    </w:p>
-    <w:p>
-      <w:pPr>
-        <w:pStyle w:val="BodyTextcaption"/>
-        <w:bidi w:val="0"/>
-        <w:spacing w:before="198" w:after="198"/>
-        <w:ind w:hanging="0" w:start="198" w:end="198"/>
-        <w:jc w:val="center"/>
-        <w:rPr/>
-      </w:pPr>
-      <w:r>
         <w:drawing>
-          <wp:anchor distT="0" distB="0" distL="0" distR="0" simplePos="0" relativeHeight="48" behindDoc="0" locked="0" layoutInCell="0" allowOverlap="1">
-            <wp:simplePos x="0" y="0"/>
-            <wp:positionH relativeFrom="column">
-              <wp:align>center</wp:align>
-            </wp:positionH>
-            <wp:positionV relativeFrom="paragraph">
-              <wp:posOffset>635</wp:posOffset>
-            </wp:positionV>
-            <wp:extent cx="5688965" cy="2218055"/>
+          <wp:inline distT="0" distB="0" distL="0" distR="0">
+            <wp:extent cx="5302250" cy="3301365"/>
             <wp:effectExtent l="0" t="0" r="0" b="0"/>
-            <wp:wrapSquare wrapText="largest"/>
-            <wp:docPr id="44" name="Изображение7"/>
+            <wp:docPr id="44" name="Изображение25"/>
             <wp:cNvGraphicFramePr>
               <a:graphicFrameLocks xmlns:a="http://schemas.openxmlformats.org/drawingml/2006/main" noChangeAspect="1"/>
             </wp:cNvGraphicFramePr>
@@ -3899,7 +3871,7 @@
               <a:graphicData uri="http://schemas.openxmlformats.org/drawingml/2006/picture">
                 <pic:pic xmlns:pic="http://schemas.openxmlformats.org/drawingml/2006/picture">
                   <pic:nvPicPr>
-                    <pic:cNvPr id="44" name="Изображение7"/>
+                    <pic:cNvPr id="44" name="Изображение25"/>
                     <pic:cNvPicPr>
                       <a:picLocks noChangeAspect="1" noChangeArrowheads="1"/>
                     </pic:cNvPicPr>
@@ -3913,7 +3885,7 @@
                   <pic:spPr bwMode="auto">
                     <a:xfrm>
                       <a:off x="0" y="0"/>
-                      <a:ext cx="5688965" cy="2218055"/>
+                      <a:ext cx="5302250" cy="3301365"/>
                     </a:xfrm>
                     <a:prstGeom prst="rect">
                       <a:avLst/>
@@ -3923,20 +3895,22 @@
                 </pic:pic>
               </a:graphicData>
             </a:graphic>
-          </wp:anchor>
+          </wp:inline>
         </w:drawing>
       </w:r>
-      <w:r>
-        <w:rPr/>
-        <w:t>Рисунок 4</w:t>
-      </w:r>
-      <w:r>
-        <w:rPr/>
-        <w:t>4</w:t>
-      </w:r>
-      <w:r>
-        <w:rPr/>
-        <w:t xml:space="preserve"> - Установка пакета net-tools </w:t>
+    </w:p>
+    <w:p>
+      <w:pPr>
+        <w:pStyle w:val="BodyTextcaption"/>
+        <w:bidi w:val="0"/>
+        <w:spacing w:before="198" w:after="198"/>
+        <w:ind w:hanging="0" w:start="198" w:end="198"/>
+        <w:jc w:val="center"/>
+        <w:rPr/>
+      </w:pPr>
+      <w:r>
+        <w:rPr/>
+        <w:t xml:space="preserve">Рисунок 44 - Установка пакета net-tools </w:t>
       </w:r>
     </w:p>
     <w:p>
@@ -3954,12 +3928,12 @@
           <wp:anchor distT="0" distB="0" distL="0" distR="0" simplePos="0" relativeHeight="47" behindDoc="0" locked="0" layoutInCell="0" allowOverlap="1">
             <wp:simplePos x="0" y="0"/>
             <wp:positionH relativeFrom="column">
-              <wp:align>center</wp:align>
+              <wp:posOffset>78105</wp:posOffset>
             </wp:positionH>
             <wp:positionV relativeFrom="paragraph">
-              <wp:posOffset>635</wp:posOffset>
+              <wp:posOffset>-13970</wp:posOffset>
             </wp:positionV>
-            <wp:extent cx="4543425" cy="2295525"/>
+            <wp:extent cx="5736590" cy="2644775"/>
             <wp:effectExtent l="0" t="0" r="0" b="0"/>
             <wp:wrapSquare wrapText="largest"/>
             <wp:docPr id="45" name="Изображение6"/>
@@ -3977,6 +3951,7 @@
                   </pic:nvPicPr>
                   <pic:blipFill>
                     <a:blip r:embed="rId46"/>
+                    <a:srcRect l="-835" t="-488" r="0" b="7904"/>
                     <a:stretch>
                       <a:fillRect/>
                     </a:stretch>
@@ -3984,7 +3959,7 @@
                   <pic:spPr bwMode="auto">
                     <a:xfrm>
                       <a:off x="0" y="0"/>
-                      <a:ext cx="4543425" cy="2295525"/>
+                      <a:ext cx="5736590" cy="2644775"/>
                     </a:xfrm>
                     <a:prstGeom prst="rect">
                       <a:avLst/>
@@ -4009,23 +3984,7 @@
       </w:pPr>
       <w:r>
         <w:rPr/>
-        <w:t>Рисунок 4</w:t>
-      </w:r>
-      <w:r>
-        <w:rPr/>
-        <w:t>5</w:t>
-      </w:r>
-      <w:r>
-        <w:rPr/>
-        <w:t xml:space="preserve"> - </w:t>
-      </w:r>
-      <w:r>
-        <w:rPr/>
-        <w:t>З</w:t>
-      </w:r>
-      <w:r>
-        <w:rPr/>
-        <w:t>апуск команды ifconfig.</w:t>
+        <w:t>Рисунок 45 - Запуск команды ifconfig.</w:t>
       </w:r>
     </w:p>
     <w:p>
@@ -4101,19 +4060,7 @@
       </w:r>
       <w:r>
         <w:rPr/>
-        <w:t>Рисунок 4</w:t>
-      </w:r>
-      <w:r>
-        <w:rPr/>
-        <w:t>6</w:t>
-      </w:r>
-      <w:r>
-        <w:rPr/>
-        <w:t xml:space="preserve"> – </w:t>
-      </w:r>
-      <w:r>
-        <w:rPr/>
-        <w:t>Проверка символической ссылки</w:t>
+        <w:t>Рисунок 46 – Проверка символической ссылки</w:t>
       </w:r>
     </w:p>
     <w:p>
@@ -4193,15 +4140,7 @@
       </w:r>
       <w:r>
         <w:rPr/>
-        <w:t>сунок 4</w:t>
-      </w:r>
-      <w:r>
-        <w:rPr/>
-        <w:t>7</w:t>
-      </w:r>
-      <w:r>
-        <w:rPr/>
-        <w:t xml:space="preserve"> - Создание символической ссылки на info.txt в домашнем каталоге.</w:t>
+        <w:t>сунок 47 - Создание символической ссылки на info.txt в домашнем каталоге.</w:t>
       </w:r>
     </w:p>
     <w:p>
@@ -4507,7 +4446,7 @@
       </w:r>
       <w:r>
         <w:rPr>
-          <w:rStyle w:val="user3"/>
+          <w:rStyle w:val="Style15"/>
           <w:sz w:val="28"/>
           <w:szCs w:val="28"/>
         </w:rPr>
@@ -4526,7 +4465,7 @@
       </w:r>
       <w:r>
         <w:rPr>
-          <w:rStyle w:val="user3"/>
+          <w:rStyle w:val="Style15"/>
         </w:rPr>
         <w:t>sudo systemctl restart ssh</w:t>
       </w:r>
@@ -4536,7 +4475,7 @@
       </w:r>
       <w:r>
         <w:rPr>
-          <w:rStyle w:val="user3"/>
+          <w:rStyle w:val="Style15"/>
         </w:rPr>
         <w:t>/etc/ssh/sshd_config</w:t>
       </w:r>
@@ -4911,7 +4850,7 @@
   </w:style>
   <w:style w:type="paragraph" w:styleId="Heading1">
     <w:name w:val="heading 1"/>
-    <w:basedOn w:val="user4"/>
+    <w:basedOn w:val="Style16"/>
     <w:next w:val="BodyText"/>
     <w:qFormat/>
     <w:pPr/>
@@ -4924,7 +4863,7 @@
   </w:style>
   <w:style w:type="paragraph" w:styleId="Heading2">
     <w:name w:val="heading 2"/>
-    <w:basedOn w:val="user4"/>
+    <w:basedOn w:val="Style16"/>
     <w:next w:val="BodyText"/>
     <w:qFormat/>
     <w:pPr>
@@ -4939,15 +4878,15 @@
       <w:szCs w:val="36"/>
     </w:rPr>
   </w:style>
-  <w:style w:type="character" w:styleId="user">
-    <w:name w:val="Символ концевой сноски (user)"/>
+  <w:style w:type="character" w:styleId="Style12">
+    <w:name w:val="Символ концевой сноски"/>
     <w:qFormat/>
     <w:rPr>
       <w:vertAlign w:val="superscript"/>
     </w:rPr>
   </w:style>
-  <w:style w:type="character" w:styleId="Style12">
-    <w:name w:val="Символ концевой сноски"/>
+  <w:style w:type="character" w:styleId="user">
+    <w:name w:val="Символ концевой сноски (user)"/>
     <w:qFormat/>
     <w:rPr>
       <w:vertAlign w:val="superscript"/>
@@ -4959,15 +4898,15 @@
       <w:vertAlign w:val="superscript"/>
     </w:rPr>
   </w:style>
-  <w:style w:type="character" w:styleId="user1">
-    <w:name w:val="Символ сноски (user)"/>
+  <w:style w:type="character" w:styleId="Style13">
+    <w:name w:val="Символ сноски"/>
     <w:qFormat/>
     <w:rPr>
       <w:vertAlign w:val="superscript"/>
     </w:rPr>
   </w:style>
-  <w:style w:type="character" w:styleId="Style13">
-    <w:name w:val="Символ сноски"/>
+  <w:style w:type="character" w:styleId="user1">
+    <w:name w:val="Символ сноски (user)"/>
     <w:qFormat/>
     <w:rPr>
       <w:vertAlign w:val="superscript"/>
@@ -4996,29 +4935,29 @@
       <w:u w:val="single"/>
     </w:rPr>
   </w:style>
-  <w:style w:type="character" w:styleId="user2">
-    <w:name w:val="Символ нумерации (user)"/>
+  <w:style w:type="character" w:styleId="Style14">
+    <w:name w:val="Символ нумерации"/>
     <w:qFormat/>
     <w:rPr/>
   </w:style>
-  <w:style w:type="character" w:styleId="user3">
-    <w:name w:val="Исходный текст (user)"/>
+  <w:style w:type="character" w:styleId="Style15">
+    <w:name w:val="Исходный текст"/>
     <w:qFormat/>
     <w:rPr>
       <w:rFonts w:ascii="Liberation Mono" w:hAnsi="Liberation Mono" w:eastAsia="Noto Sans Mono CJK SC" w:cs="Liberation Mono"/>
     </w:rPr>
   </w:style>
-  <w:style w:type="paragraph" w:styleId="Style14">
+  <w:style w:type="paragraph" w:styleId="Style16">
     <w:name w:val="Заголовок"/>
     <w:basedOn w:val="Normal"/>
     <w:next w:val="BodyText"/>
     <w:qFormat/>
     <w:pPr>
       <w:keepNext w:val="true"/>
-      <w:spacing w:before="240" w:after="120"/>
+      <w:spacing w:before="240" w:after="283"/>
     </w:pPr>
     <w:rPr>
-      <w:rFonts w:ascii="Liberation Sans" w:hAnsi="Liberation Sans" w:eastAsia="Noto Sans CJK SC" w:cs="Noto Sans Devanagari"/>
+      <w:rFonts w:ascii="Liberation Sans" w:hAnsi="Liberation Sans"/>
       <w:sz w:val="28"/>
       <w:szCs w:val="28"/>
     </w:rPr>
@@ -5055,7 +4994,7 @@
       <w:szCs w:val="24"/>
     </w:rPr>
   </w:style>
-  <w:style w:type="paragraph" w:styleId="Style15">
+  <w:style w:type="paragraph" w:styleId="Style17">
     <w:name w:val="Указатель"/>
     <w:basedOn w:val="Normal"/>
     <w:qFormat/>
@@ -5066,22 +5005,22 @@
       <w:rFonts w:cs="Noto Sans Devanagari"/>
     </w:rPr>
   </w:style>
-  <w:style w:type="paragraph" w:styleId="user4">
+  <w:style w:type="paragraph" w:styleId="user2">
     <w:name w:val="Заголовок (user)"/>
     <w:basedOn w:val="Normal"/>
     <w:next w:val="BodyText"/>
     <w:qFormat/>
     <w:pPr>
       <w:keepNext w:val="true"/>
-      <w:spacing w:before="240" w:after="283"/>
+      <w:spacing w:before="240" w:after="120"/>
     </w:pPr>
     <w:rPr>
-      <w:rFonts w:ascii="Liberation Sans" w:hAnsi="Liberation Sans"/>
+      <w:rFonts w:ascii="Liberation Sans" w:hAnsi="Liberation Sans" w:eastAsia="Noto Sans CJK SC" w:cs="Noto Sans Devanagari"/>
       <w:sz w:val="28"/>
       <w:szCs w:val="28"/>
     </w:rPr>
   </w:style>
-  <w:style w:type="paragraph" w:styleId="user5">
+  <w:style w:type="paragraph" w:styleId="user3">
     <w:name w:val="Указатель (user)"/>
     <w:basedOn w:val="Normal"/>
     <w:qFormat/>
@@ -5092,8 +5031,8 @@
       <w:rFonts w:cs="Noto Sans Devanagari"/>
     </w:rPr>
   </w:style>
-  <w:style w:type="paragraph" w:styleId="user6">
-    <w:name w:val="Горизонтальная линия (user)"/>
+  <w:style w:type="paragraph" w:styleId="Style18">
+    <w:name w:val="Горизонтальная линия"/>
     <w:basedOn w:val="Normal"/>
     <w:next w:val="BodyText"/>
     <w:qFormat/>
@@ -5115,8 +5054,8 @@
       <w:i/>
     </w:rPr>
   </w:style>
-  <w:style w:type="paragraph" w:styleId="user7">
-    <w:name w:val="Содержимое таблицы (user)"/>
+  <w:style w:type="paragraph" w:styleId="Style19">
+    <w:name w:val="Содержимое таблицы"/>
     <w:basedOn w:val="BodyText"/>
     <w:qFormat/>
     <w:pPr/>
@@ -5154,9 +5093,9 @@
     </w:pPr>
     <w:rPr/>
   </w:style>
-  <w:style w:type="paragraph" w:styleId="user8">
-    <w:name w:val="Заголовок таблицы (user)"/>
-    <w:basedOn w:val="user7"/>
+  <w:style w:type="paragraph" w:styleId="Style20">
+    <w:name w:val="Заголовок таблицы"/>
+    <w:basedOn w:val="Style19"/>
     <w:qFormat/>
     <w:pPr>
       <w:suppressLineNumbers/>

--- a/Лабораторные работы №4-5.docx
+++ b/Лабораторные работы №4-5.docx
@@ -3543,7 +3543,15 @@
       </w:pPr>
       <w:r>
         <w:rPr/>
-        <w:t>Рисунок 39 - Контроль порта 22 и запуск проверки сетевого соединения.</w:t>
+        <w:t xml:space="preserve">Рисунок 39 – Контроль </w:t>
+      </w:r>
+      <w:r>
+        <w:rPr/>
+        <w:t>22</w:t>
+      </w:r>
+      <w:r>
+        <w:rPr/>
+        <w:t xml:space="preserve"> порта.</w:t>
       </w:r>
     </w:p>
     <w:p>
@@ -3638,7 +3646,7 @@
       <w:r>
         <w:rPr/>
         <w:drawing>
-          <wp:anchor distT="0" distB="0" distL="0" distR="0" simplePos="0" relativeHeight="42" behindDoc="0" locked="0" layoutInCell="0" allowOverlap="1">
+          <wp:anchor distT="0" distB="0" distL="0" distR="0" simplePos="0" relativeHeight="43" behindDoc="0" locked="0" layoutInCell="0" allowOverlap="1">
             <wp:simplePos x="0" y="0"/>
             <wp:positionH relativeFrom="column">
               <wp:align>center</wp:align>
@@ -3710,7 +3718,7 @@
       <w:r>
         <w:rPr/>
         <w:drawing>
-          <wp:anchor distT="0" distB="0" distL="0" distR="0" simplePos="0" relativeHeight="43" behindDoc="0" locked="0" layoutInCell="0" allowOverlap="1">
+          <wp:anchor distT="0" distB="0" distL="0" distR="0" simplePos="0" relativeHeight="44" behindDoc="0" locked="0" layoutInCell="0" allowOverlap="1">
             <wp:simplePos x="0" y="0"/>
             <wp:positionH relativeFrom="column">
               <wp:align>center</wp:align>
@@ -3781,7 +3789,7 @@
       </w:pPr>
       <w:r>
         <w:drawing>
-          <wp:anchor distT="0" distB="0" distL="0" distR="0" simplePos="0" relativeHeight="44" behindDoc="0" locked="0" layoutInCell="0" allowOverlap="1">
+          <wp:anchor distT="0" distB="0" distL="0" distR="0" simplePos="0" relativeHeight="45" behindDoc="0" locked="0" layoutInCell="0" allowOverlap="1">
             <wp:simplePos x="0" y="0"/>
             <wp:positionH relativeFrom="column">
               <wp:align>center</wp:align>
@@ -3925,7 +3933,7 @@
       <w:r>
         <w:rPr/>
         <w:drawing>
-          <wp:anchor distT="0" distB="0" distL="0" distR="0" simplePos="0" relativeHeight="47" behindDoc="0" locked="0" layoutInCell="0" allowOverlap="1">
+          <wp:anchor distT="0" distB="0" distL="0" distR="0" simplePos="0" relativeHeight="48" behindDoc="0" locked="0" layoutInCell="0" allowOverlap="1">
             <wp:simplePos x="0" y="0"/>
             <wp:positionH relativeFrom="column">
               <wp:posOffset>78105</wp:posOffset>
@@ -4012,7 +4020,7 @@
       </w:pPr>
       <w:r>
         <w:drawing>
-          <wp:anchor distT="0" distB="0" distL="0" distR="0" simplePos="0" relativeHeight="45" behindDoc="0" locked="0" layoutInCell="0" allowOverlap="1">
+          <wp:anchor distT="0" distB="0" distL="0" distR="0" simplePos="0" relativeHeight="46" behindDoc="0" locked="0" layoutInCell="0" allowOverlap="1">
             <wp:simplePos x="0" y="0"/>
             <wp:positionH relativeFrom="column">
               <wp:align>center</wp:align>
@@ -4092,7 +4100,7 @@
       </w:r>
       <w:r>
         <w:drawing>
-          <wp:anchor distT="0" distB="0" distL="0" distR="0" simplePos="0" relativeHeight="46" behindDoc="0" locked="0" layoutInCell="0" allowOverlap="1">
+          <wp:anchor distT="0" distB="0" distL="0" distR="0" simplePos="0" relativeHeight="47" behindDoc="0" locked="0" layoutInCell="0" allowOverlap="1">
             <wp:simplePos x="0" y="0"/>
             <wp:positionH relativeFrom="column">
               <wp:posOffset>612775</wp:posOffset>
@@ -4446,7 +4454,7 @@
       </w:r>
       <w:r>
         <w:rPr>
-          <w:rStyle w:val="Style15"/>
+          <w:rStyle w:val="user3"/>
           <w:sz w:val="28"/>
           <w:szCs w:val="28"/>
         </w:rPr>
@@ -4465,7 +4473,7 @@
       </w:r>
       <w:r>
         <w:rPr>
-          <w:rStyle w:val="Style15"/>
+          <w:rStyle w:val="user3"/>
         </w:rPr>
         <w:t>sudo systemctl restart ssh</w:t>
       </w:r>
@@ -4475,7 +4483,7 @@
       </w:r>
       <w:r>
         <w:rPr>
-          <w:rStyle w:val="Style15"/>
+          <w:rStyle w:val="user3"/>
         </w:rPr>
         <w:t>/etc/ssh/sshd_config</w:t>
       </w:r>
@@ -4850,7 +4858,7 @@
   </w:style>
   <w:style w:type="paragraph" w:styleId="Heading1">
     <w:name w:val="heading 1"/>
-    <w:basedOn w:val="Style16"/>
+    <w:basedOn w:val="user4"/>
     <w:next w:val="BodyText"/>
     <w:qFormat/>
     <w:pPr/>
@@ -4863,7 +4871,7 @@
   </w:style>
   <w:style w:type="paragraph" w:styleId="Heading2">
     <w:name w:val="heading 2"/>
-    <w:basedOn w:val="Style16"/>
+    <w:basedOn w:val="user4"/>
     <w:next w:val="BodyText"/>
     <w:qFormat/>
     <w:pPr>
@@ -4878,15 +4886,15 @@
       <w:szCs w:val="36"/>
     </w:rPr>
   </w:style>
-  <w:style w:type="character" w:styleId="Style12">
-    <w:name w:val="Символ концевой сноски"/>
+  <w:style w:type="character" w:styleId="user">
+    <w:name w:val="Символ концевой сноски (user)"/>
     <w:qFormat/>
     <w:rPr>
       <w:vertAlign w:val="superscript"/>
     </w:rPr>
   </w:style>
-  <w:style w:type="character" w:styleId="user">
-    <w:name w:val="Символ концевой сноски (user)"/>
+  <w:style w:type="character" w:styleId="Style12">
+    <w:name w:val="Символ концевой сноски"/>
     <w:qFormat/>
     <w:rPr>
       <w:vertAlign w:val="superscript"/>
@@ -4898,15 +4906,15 @@
       <w:vertAlign w:val="superscript"/>
     </w:rPr>
   </w:style>
-  <w:style w:type="character" w:styleId="Style13">
-    <w:name w:val="Символ сноски"/>
+  <w:style w:type="character" w:styleId="user1">
+    <w:name w:val="Символ сноски (user)"/>
     <w:qFormat/>
     <w:rPr>
       <w:vertAlign w:val="superscript"/>
     </w:rPr>
   </w:style>
-  <w:style w:type="character" w:styleId="user1">
-    <w:name w:val="Символ сноски (user)"/>
+  <w:style w:type="character" w:styleId="Style13">
+    <w:name w:val="Символ сноски"/>
     <w:qFormat/>
     <w:rPr>
       <w:vertAlign w:val="superscript"/>
@@ -4935,29 +4943,29 @@
       <w:u w:val="single"/>
     </w:rPr>
   </w:style>
-  <w:style w:type="character" w:styleId="Style14">
-    <w:name w:val="Символ нумерации"/>
+  <w:style w:type="character" w:styleId="user2">
+    <w:name w:val="Символ нумерации (user)"/>
     <w:qFormat/>
     <w:rPr/>
   </w:style>
-  <w:style w:type="character" w:styleId="Style15">
-    <w:name w:val="Исходный текст"/>
+  <w:style w:type="character" w:styleId="user3">
+    <w:name w:val="Исходный текст (user)"/>
     <w:qFormat/>
     <w:rPr>
       <w:rFonts w:ascii="Liberation Mono" w:hAnsi="Liberation Mono" w:eastAsia="Noto Sans Mono CJK SC" w:cs="Liberation Mono"/>
     </w:rPr>
   </w:style>
-  <w:style w:type="paragraph" w:styleId="Style16">
+  <w:style w:type="paragraph" w:styleId="Style14">
     <w:name w:val="Заголовок"/>
     <w:basedOn w:val="Normal"/>
     <w:next w:val="BodyText"/>
     <w:qFormat/>
     <w:pPr>
       <w:keepNext w:val="true"/>
-      <w:spacing w:before="240" w:after="283"/>
+      <w:spacing w:before="240" w:after="120"/>
     </w:pPr>
     <w:rPr>
-      <w:rFonts w:ascii="Liberation Sans" w:hAnsi="Liberation Sans"/>
+      <w:rFonts w:ascii="Liberation Sans" w:hAnsi="Liberation Sans" w:eastAsia="Noto Sans CJK SC" w:cs="Noto Sans Devanagari"/>
       <w:sz w:val="28"/>
       <w:szCs w:val="28"/>
     </w:rPr>
@@ -4994,7 +5002,7 @@
       <w:szCs w:val="24"/>
     </w:rPr>
   </w:style>
-  <w:style w:type="paragraph" w:styleId="Style17">
+  <w:style w:type="paragraph" w:styleId="Style15">
     <w:name w:val="Указатель"/>
     <w:basedOn w:val="Normal"/>
     <w:qFormat/>
@@ -5005,22 +5013,22 @@
       <w:rFonts w:cs="Noto Sans Devanagari"/>
     </w:rPr>
   </w:style>
-  <w:style w:type="paragraph" w:styleId="user2">
+  <w:style w:type="paragraph" w:styleId="user4">
     <w:name w:val="Заголовок (user)"/>
     <w:basedOn w:val="Normal"/>
     <w:next w:val="BodyText"/>
     <w:qFormat/>
     <w:pPr>
       <w:keepNext w:val="true"/>
-      <w:spacing w:before="240" w:after="120"/>
+      <w:spacing w:before="240" w:after="283"/>
     </w:pPr>
     <w:rPr>
-      <w:rFonts w:ascii="Liberation Sans" w:hAnsi="Liberation Sans" w:eastAsia="Noto Sans CJK SC" w:cs="Noto Sans Devanagari"/>
+      <w:rFonts w:ascii="Liberation Sans" w:hAnsi="Liberation Sans"/>
       <w:sz w:val="28"/>
       <w:szCs w:val="28"/>
     </w:rPr>
   </w:style>
-  <w:style w:type="paragraph" w:styleId="user3">
+  <w:style w:type="paragraph" w:styleId="user5">
     <w:name w:val="Указатель (user)"/>
     <w:basedOn w:val="Normal"/>
     <w:qFormat/>
@@ -5031,8 +5039,8 @@
       <w:rFonts w:cs="Noto Sans Devanagari"/>
     </w:rPr>
   </w:style>
-  <w:style w:type="paragraph" w:styleId="Style18">
-    <w:name w:val="Горизонтальная линия"/>
+  <w:style w:type="paragraph" w:styleId="user6">
+    <w:name w:val="Горизонтальная линия (user)"/>
     <w:basedOn w:val="Normal"/>
     <w:next w:val="BodyText"/>
     <w:qFormat/>
@@ -5054,8 +5062,8 @@
       <w:i/>
     </w:rPr>
   </w:style>
-  <w:style w:type="paragraph" w:styleId="Style19">
-    <w:name w:val="Содержимое таблицы"/>
+  <w:style w:type="paragraph" w:styleId="user7">
+    <w:name w:val="Содержимое таблицы (user)"/>
     <w:basedOn w:val="BodyText"/>
     <w:qFormat/>
     <w:pPr/>
@@ -5093,9 +5101,9 @@
     </w:pPr>
     <w:rPr/>
   </w:style>
-  <w:style w:type="paragraph" w:styleId="Style20">
-    <w:name w:val="Заголовок таблицы"/>
-    <w:basedOn w:val="Style19"/>
+  <w:style w:type="paragraph" w:styleId="user8">
+    <w:name w:val="Заголовок таблицы (user)"/>
+    <w:basedOn w:val="user7"/>
     <w:qFormat/>
     <w:pPr>
       <w:suppressLineNumbers/>
